--- a/public/cv/cv_desarrollador_en.docx
+++ b/public/cv/cv_desarrollador_en.docx
@@ -9,37 +9,6 @@
         <w:ind/>
         <w:jc w:val="center"/>
         <w:rPr>
-          <w:sz w:val="24"/>
-          <w:szCs w:val="24"/>
-        </w:rPr>
-      </w:pPr>
-      <w:r>
-        <w:rPr>
-          <w:sz w:val="20"/>
-          <w:szCs w:val="20"/>
-          <w:highlight w:val="none"/>
-        </w:rPr>
-      </w:r>
-      <w:r>
-        <w:rPr>
-          <w:sz w:val="24"/>
-          <w:szCs w:val="24"/>
-        </w:rPr>
-      </w:r>
-      <w:r>
-        <w:rPr>
-          <w:sz w:val="24"/>
-          <w:szCs w:val="24"/>
-        </w:rPr>
-      </w:r>
-    </w:p>
-    <w:p>
-      <w:pPr>
-        <w:pBdr/>
-        <w:spacing w:after="0" w:line="240" w:lineRule="auto"/>
-        <w:ind/>
-        <w:jc w:val="center"/>
-        <w:rPr>
           <w:sz w:val="20"/>
           <w:szCs w:val="20"/>
         </w:rPr>
@@ -48,7 +17,7 @@
       <w:hyperlink r:id="rId17" w:tooltip="mailto:santosdeisrael39@gmail.com" w:history="1">
         <w:r>
           <w:rPr>
-            <w:rStyle w:val="1047"/>
+            <w:rStyle w:val="1044"/>
             <w:sz w:val="20"/>
             <w:szCs w:val="20"/>
           </w:rPr>
@@ -65,7 +34,7 @@
       <w:hyperlink r:id="rId18" w:tooltip="http://www.linkedin.com/in/israel-766580314" w:history="1">
         <w:r>
           <w:rPr>
-            <w:rStyle w:val="1047"/>
+            <w:rStyle w:val="1044"/>
             <w:rFonts w:ascii="Segoe UI" w:hAnsi="Segoe UI" w:cs="Segoe UI"/>
             <w:sz w:val="18"/>
             <w:szCs w:val="18"/>
@@ -171,7 +140,7 @@
       <w:hyperlink r:id="rId19" w:tooltip="https://github.com/israel-22" w:history="1">
         <w:r>
           <w:rPr>
-            <w:rStyle w:val="1047"/>
+            <w:rStyle w:val="1044"/>
             <w:sz w:val="20"/>
             <w:szCs w:val="20"/>
             <w:highlight w:val="none"/>
@@ -181,7 +150,7 @@
         </w:r>
         <w:r>
           <w:rPr>
-            <w:rStyle w:val="1047"/>
+            <w:rStyle w:val="1044"/>
             <w:sz w:val="20"/>
             <w:szCs w:val="20"/>
             <w:highlight w:val="none"/>
@@ -209,7 +178,7 @@
       <w:hyperlink r:id="rId20" w:tooltip="https://israel-22.github.io/Portafolio/" w:history="1">
         <w:r>
           <w:rPr>
-            <w:rStyle w:val="1047"/>
+            <w:rStyle w:val="1044"/>
             <w:sz w:val="20"/>
             <w:szCs w:val="20"/>
             <w:highlight w:val="none"/>
@@ -219,7 +188,7 @@
         </w:r>
         <w:r>
           <w:rPr>
-            <w:rStyle w:val="1047"/>
+            <w:rStyle w:val="1044"/>
             <w:sz w:val="20"/>
             <w:szCs w:val="20"/>
             <w:highlight w:val="none"/>
@@ -287,6 +256,7 @@
         <w:pBdr/>
         <w:spacing w:after="0" w:line="240" w:lineRule="auto"/>
         <w:ind/>
+        <w:jc w:val="center"/>
         <w:rPr>
           <w:sz w:val="28"/>
           <w:szCs w:val="28"/>
@@ -317,7 +287,8 @@
       <w:r>
         <w:rPr>
           <w:sz w:val="28"/>
-          <w:szCs w:val="20"/>
+          <w:szCs w:val="28"/>
+          <w:highlight w:val="none"/>
         </w:rPr>
       </w:r>
       <w:r>
@@ -544,7 +515,7 @@
     </w:p>
     <w:p>
       <w:pPr>
-        <w:pStyle w:val="1049"/>
+        <w:pStyle w:val="1046"/>
         <w:numPr>
           <w:ilvl w:val="0"/>
           <w:numId w:val="13"/>
@@ -588,7 +559,7 @@
     </w:p>
     <w:p>
       <w:pPr>
-        <w:pStyle w:val="1049"/>
+        <w:pStyle w:val="1046"/>
         <w:numPr>
           <w:ilvl w:val="0"/>
           <w:numId w:val="13"/>
@@ -643,7 +614,7 @@
     </w:p>
     <w:p>
       <w:pPr>
-        <w:pStyle w:val="1049"/>
+        <w:pStyle w:val="1046"/>
         <w:numPr>
           <w:ilvl w:val="0"/>
           <w:numId w:val="13"/>
@@ -729,7 +700,7 @@
     </w:p>
     <w:p>
       <w:pPr>
-        <w:pStyle w:val="1049"/>
+        <w:pStyle w:val="1046"/>
         <w:numPr>
           <w:ilvl w:val="0"/>
           <w:numId w:val="13"/>
@@ -831,7 +802,7 @@
     </w:p>
     <w:p>
       <w:pPr>
-        <w:pStyle w:val="1049"/>
+        <w:pStyle w:val="1046"/>
         <w:numPr>
           <w:ilvl w:val="0"/>
           <w:numId w:val="13"/>
@@ -894,7 +865,7 @@
     </w:p>
     <w:p>
       <w:pPr>
-        <w:pStyle w:val="1049"/>
+        <w:pStyle w:val="1046"/>
         <w:pBdr/>
         <w:spacing w:after="0" w:line="240" w:lineRule="auto"/>
         <w:ind/>
@@ -928,7 +899,7 @@
     </w:p>
     <w:p>
       <w:pPr>
-        <w:pStyle w:val="1049"/>
+        <w:pStyle w:val="1046"/>
         <w:numPr>
           <w:ilvl w:val="0"/>
           <w:numId w:val="13"/>
@@ -978,7 +949,7 @@
     </w:p>
     <w:p>
       <w:pPr>
-        <w:pStyle w:val="1049"/>
+        <w:pStyle w:val="1046"/>
         <w:numPr>
           <w:ilvl w:val="0"/>
           <w:numId w:val="13"/>
@@ -1065,7 +1036,7 @@
     </w:p>
     <w:p>
       <w:pPr>
-        <w:pStyle w:val="1049"/>
+        <w:pStyle w:val="1046"/>
         <w:numPr>
           <w:ilvl w:val="0"/>
           <w:numId w:val="13"/>
@@ -1249,7 +1220,41 @@
           <w:sz w:val="24"/>
           <w:szCs w:val="24"/>
         </w:rPr>
-        <w:t xml:space="preserve">2022-Present</w:t>
+        <w:t xml:space="preserve">2022</w:t>
+      </w:r>
+      <w:r>
+        <w:rPr>
+          <w:bCs/>
+          <w:sz w:val="24"/>
+          <w:szCs w:val="24"/>
+          <w:lang w:val="es-ES"/>
+        </w:rPr>
+        <w:t xml:space="preserve"> </w:t>
+      </w:r>
+      <w:r>
+        <w:rPr>
+          <w:bCs/>
+          <w:sz w:val="24"/>
+          <w:szCs w:val="24"/>
+        </w:rPr>
+        <w:t xml:space="preserve">-</w:t>
+      </w:r>
+      <w:r>
+        <w:rPr>
+          <w:bCs/>
+          <w:sz w:val="24"/>
+          <w:szCs w:val="24"/>
+          <w:lang w:val="es-ES"/>
+        </w:rPr>
+        <w:t xml:space="preserve"> </w:t>
+      </w:r>
+      <w:r>
+        <w:rPr>
+          <w:bCs/>
+          <w:sz w:val="24"/>
+          <w:szCs w:val="24"/>
+        </w:rPr>
+        <w:t xml:space="preserve">Present</w:t>
       </w:r>
       <w:r>
         <w:rPr>
@@ -1303,7 +1308,7 @@
     </w:p>
     <w:p>
       <w:pPr>
-        <w:pStyle w:val="1049"/>
+        <w:pStyle w:val="1046"/>
         <w:numPr>
           <w:ilvl w:val="0"/>
           <w:numId w:val="14"/>
@@ -1330,7 +1335,7 @@
     </w:p>
     <w:p>
       <w:pPr>
-        <w:pStyle w:val="1049"/>
+        <w:pStyle w:val="1046"/>
         <w:numPr>
           <w:ilvl w:val="0"/>
           <w:numId w:val="14"/>
@@ -1357,7 +1362,7 @@
     </w:p>
     <w:p>
       <w:pPr>
-        <w:pStyle w:val="1049"/>
+        <w:pStyle w:val="1046"/>
         <w:numPr>
           <w:ilvl w:val="0"/>
           <w:numId w:val="14"/>
@@ -1384,7 +1389,7 @@
     </w:p>
     <w:p>
       <w:pPr>
-        <w:pStyle w:val="1049"/>
+        <w:pStyle w:val="1046"/>
         <w:numPr>
           <w:ilvl w:val="0"/>
           <w:numId w:val="14"/>
@@ -1411,7 +1416,7 @@
     </w:p>
     <w:p>
       <w:pPr>
-        <w:pStyle w:val="1049"/>
+        <w:pStyle w:val="1046"/>
         <w:numPr>
           <w:ilvl w:val="0"/>
           <w:numId w:val="14"/>
@@ -1505,7 +1510,37 @@
           <w:sz w:val="24"/>
           <w:szCs w:val="24"/>
         </w:rPr>
-        <w:t xml:space="preserve">2019-February</w:t>
+        <w:t xml:space="preserve">2019</w:t>
+      </w:r>
+      <w:r>
+        <w:rPr>
+          <w:sz w:val="24"/>
+          <w:szCs w:val="24"/>
+          <w:lang w:val="es-ES"/>
+        </w:rPr>
+        <w:t xml:space="preserve"> </w:t>
+      </w:r>
+      <w:r>
+        <w:rPr>
+          <w:sz w:val="24"/>
+          <w:szCs w:val="24"/>
+        </w:rPr>
+        <w:t xml:space="preserve">-</w:t>
+      </w:r>
+      <w:r>
+        <w:rPr>
+          <w:sz w:val="24"/>
+          <w:szCs w:val="24"/>
+          <w:lang w:val="es-ES"/>
+        </w:rPr>
+        <w:t xml:space="preserve"> </w:t>
+      </w:r>
+      <w:r>
+        <w:rPr>
+          <w:sz w:val="24"/>
+          <w:szCs w:val="24"/>
+        </w:rPr>
+        <w:t xml:space="preserve">February</w:t>
       </w:r>
       <w:r>
         <w:rPr>
@@ -1554,7 +1589,7 @@
     </w:p>
     <w:p>
       <w:pPr>
-        <w:pStyle w:val="1049"/>
+        <w:pStyle w:val="1046"/>
         <w:numPr>
           <w:ilvl w:val="0"/>
           <w:numId w:val="15"/>
@@ -1589,7 +1624,7 @@
     </w:p>
     <w:p>
       <w:pPr>
-        <w:pStyle w:val="1049"/>
+        <w:pStyle w:val="1046"/>
         <w:numPr>
           <w:ilvl w:val="0"/>
           <w:numId w:val="15"/>
@@ -1766,8 +1801,17 @@
           <w:bCs/>
           <w:sz w:val="24"/>
           <w:szCs w:val="24"/>
+          <w:lang w:val="es-ES"/>
         </w:rPr>
-        <w:t xml:space="preserve">_Present</w:t>
+        <w:t xml:space="preserve"> - </w:t>
+      </w:r>
+      <w:r>
+        <w:rPr>
+          <w:bCs/>
+          <w:sz w:val="24"/>
+          <w:szCs w:val="24"/>
+        </w:rPr>
+        <w:t xml:space="preserve">Present</w:t>
       </w:r>
       <w:r>
         <w:rPr>
@@ -1786,7 +1830,7 @@
     </w:p>
     <w:p>
       <w:pPr>
-        <w:pStyle w:val="1049"/>
+        <w:pStyle w:val="1046"/>
         <w:numPr>
           <w:ilvl w:val="0"/>
           <w:numId w:val="16"/>
@@ -1829,7 +1873,7 @@
     </w:p>
     <w:p>
       <w:pPr>
-        <w:pStyle w:val="1049"/>
+        <w:pStyle w:val="1046"/>
         <w:numPr>
           <w:ilvl w:val="0"/>
           <w:numId w:val="16"/>
@@ -1864,7 +1908,7 @@
     </w:p>
     <w:p>
       <w:pPr>
-        <w:pStyle w:val="1049"/>
+        <w:pStyle w:val="1046"/>
         <w:numPr>
           <w:ilvl w:val="0"/>
           <w:numId w:val="16"/>
@@ -1959,7 +2003,25 @@
           <w:sz w:val="24"/>
           <w:szCs w:val="24"/>
         </w:rPr>
-        <w:t xml:space="preserve">April 2023_</w:t>
+        <w:t xml:space="preserve">April 2023</w:t>
+      </w:r>
+      <w:r>
+        <w:rPr>
+          <w:bCs/>
+          <w:sz w:val="24"/>
+          <w:szCs w:val="24"/>
+          <w:lang w:val="es-ES"/>
+        </w:rPr>
+        <w:t xml:space="preserve"> </w:t>
+      </w:r>
+      <w:r>
+        <w:rPr>
+          <w:bCs/>
+          <w:sz w:val="24"/>
+          <w:szCs w:val="24"/>
+          <w:lang w:val="es-ES"/>
+        </w:rPr>
+        <w:t xml:space="preserve">- </w:t>
       </w:r>
       <w:r>
         <w:rPr>
@@ -2078,7 +2140,7 @@
     </w:p>
     <w:p>
       <w:pPr>
-        <w:pStyle w:val="1049"/>
+        <w:pStyle w:val="1046"/>
         <w:numPr>
           <w:ilvl w:val="0"/>
           <w:numId w:val="16"/>
@@ -2120,7 +2182,7 @@
     </w:p>
     <w:p>
       <w:pPr>
-        <w:pStyle w:val="1049"/>
+        <w:pStyle w:val="1046"/>
         <w:numPr>
           <w:ilvl w:val="0"/>
           <w:numId w:val="16"/>
@@ -2155,7 +2217,7 @@
     </w:p>
     <w:p>
       <w:pPr>
-        <w:pStyle w:val="1049"/>
+        <w:pStyle w:val="1046"/>
         <w:numPr>
           <w:ilvl w:val="0"/>
           <w:numId w:val="16"/>
@@ -2201,14 +2263,6 @@
           <w:szCs w:val="22"/>
         </w:rPr>
       </w:r>
-      <w:r/>
-      <w:r/>
-      <w:r>
-        <w:rPr>
-          <w:sz w:val="20"/>
-          <w:szCs w:val="22"/>
-        </w:rPr>
-      </w:r>
     </w:p>
     <w:sectPr>
       <w:headerReference w:type="default" r:id="rId10"/>
@@ -2464,7 +2518,7 @@
   </w:p>
   <w:p>
     <w:pPr>
-      <w:pStyle w:val="1052"/>
+      <w:pStyle w:val="1049"/>
       <w:pBdr/>
       <w:spacing/>
       <w:ind/>
@@ -2480,7 +2534,7 @@
 <w:ftr xmlns:wpc="http://schemas.microsoft.com/office/word/2010/wordprocessingCanvas" xmlns:mc="http://schemas.openxmlformats.org/markup-compatibility/2006" xmlns:o="urn:schemas-microsoft-com:office:office" xmlns:r="http://schemas.openxmlformats.org/officeDocument/2006/relationships" xmlns:m="http://schemas.openxmlformats.org/officeDocument/2006/math" xmlns:v="urn:schemas-microsoft-com:vml" xmlns:wp14="http://schemas.microsoft.com/office/word/2010/wordprocessingDrawing" xmlns:wp="http://schemas.openxmlformats.org/drawingml/2006/wordprocessingDrawing" xmlns:w10="urn:schemas-microsoft-com:office:word" xmlns:w="http://schemas.openxmlformats.org/wordprocessingml/2006/main" xmlns:w14="http://schemas.microsoft.com/office/word/2010/wordml" xmlns:w15="http://schemas.microsoft.com/office/word/2012/wordml" xmlns:wpg="http://schemas.microsoft.com/office/word/2010/wordprocessingGroup" xmlns:wpi="http://schemas.microsoft.com/office/word/2010/wordprocessingInk" xmlns:wne="http://schemas.microsoft.com/office/word/2006/wordml" xmlns:a="http://schemas.openxmlformats.org/drawingml/2006/main" xmlns:wps="http://schemas.microsoft.com/office/word/2010/wordprocessingShape" mc:Ignorable="w14 w15 wp14">
   <w:p>
     <w:pPr>
-      <w:pStyle w:val="1052"/>
+      <w:pStyle w:val="1049"/>
       <w:pBdr/>
       <w:spacing/>
       <w:ind/>
@@ -2496,7 +2550,7 @@
 <w:ftr xmlns:wpc="http://schemas.microsoft.com/office/word/2010/wordprocessingCanvas" xmlns:mc="http://schemas.openxmlformats.org/markup-compatibility/2006" xmlns:o="urn:schemas-microsoft-com:office:office" xmlns:r="http://schemas.openxmlformats.org/officeDocument/2006/relationships" xmlns:m="http://schemas.openxmlformats.org/officeDocument/2006/math" xmlns:v="urn:schemas-microsoft-com:vml" xmlns:wp14="http://schemas.microsoft.com/office/word/2010/wordprocessingDrawing" xmlns:wp="http://schemas.openxmlformats.org/drawingml/2006/wordprocessingDrawing" xmlns:w10="urn:schemas-microsoft-com:office:word" xmlns:w="http://schemas.openxmlformats.org/wordprocessingml/2006/main" xmlns:w14="http://schemas.microsoft.com/office/word/2010/wordml" xmlns:w15="http://schemas.microsoft.com/office/word/2012/wordml" xmlns:wpg="http://schemas.microsoft.com/office/word/2010/wordprocessingGroup" xmlns:wpi="http://schemas.microsoft.com/office/word/2010/wordprocessingInk" xmlns:wne="http://schemas.microsoft.com/office/word/2006/wordml" xmlns:a="http://schemas.openxmlformats.org/drawingml/2006/main" xmlns:wps="http://schemas.microsoft.com/office/word/2010/wordprocessingShape" mc:Ignorable="w14 w15 wp14">
   <w:p>
     <w:pPr>
-      <w:pStyle w:val="1052"/>
+      <w:pStyle w:val="1049"/>
       <w:pBdr/>
       <w:spacing/>
       <w:ind/>
@@ -2512,7 +2566,7 @@
 <w:ftr xmlns:wpc="http://schemas.microsoft.com/office/word/2010/wordprocessingCanvas" xmlns:mc="http://schemas.openxmlformats.org/markup-compatibility/2006" xmlns:o="urn:schemas-microsoft-com:office:office" xmlns:r="http://schemas.openxmlformats.org/officeDocument/2006/relationships" xmlns:m="http://schemas.openxmlformats.org/officeDocument/2006/math" xmlns:v="urn:schemas-microsoft-com:vml" xmlns:wp14="http://schemas.microsoft.com/office/word/2010/wordprocessingDrawing" xmlns:wp="http://schemas.openxmlformats.org/drawingml/2006/wordprocessingDrawing" xmlns:w10="urn:schemas-microsoft-com:office:word" xmlns:w="http://schemas.openxmlformats.org/wordprocessingml/2006/main" xmlns:w14="http://schemas.microsoft.com/office/word/2010/wordml" xmlns:w15="http://schemas.microsoft.com/office/word/2012/wordml" xmlns:wpg="http://schemas.microsoft.com/office/word/2010/wordprocessingGroup" xmlns:wpi="http://schemas.microsoft.com/office/word/2010/wordprocessingInk" xmlns:wne="http://schemas.microsoft.com/office/word/2006/wordml" xmlns:a="http://schemas.openxmlformats.org/drawingml/2006/main" xmlns:wps="http://schemas.microsoft.com/office/word/2010/wordprocessingShape" mc:Ignorable="w14 w15 wp14">
   <w:p>
     <w:pPr>
-      <w:pStyle w:val="1052"/>
+      <w:pStyle w:val="1049"/>
       <w:pBdr/>
       <w:spacing/>
       <w:ind/>
@@ -2592,7 +2646,7 @@
   </w:p>
   <w:p>
     <w:pPr>
-      <w:pStyle w:val="1050"/>
+      <w:pStyle w:val="1047"/>
       <w:pBdr/>
       <w:spacing/>
       <w:ind/>
@@ -2608,7 +2662,7 @@
 <w:hdr xmlns:wpc="http://schemas.microsoft.com/office/word/2010/wordprocessingCanvas" xmlns:mc="http://schemas.openxmlformats.org/markup-compatibility/2006" xmlns:o="urn:schemas-microsoft-com:office:office" xmlns:r="http://schemas.openxmlformats.org/officeDocument/2006/relationships" xmlns:m="http://schemas.openxmlformats.org/officeDocument/2006/math" xmlns:v="urn:schemas-microsoft-com:vml" xmlns:wp14="http://schemas.microsoft.com/office/word/2010/wordprocessingDrawing" xmlns:wp="http://schemas.openxmlformats.org/drawingml/2006/wordprocessingDrawing" xmlns:w10="urn:schemas-microsoft-com:office:word" xmlns:w="http://schemas.openxmlformats.org/wordprocessingml/2006/main" xmlns:w14="http://schemas.microsoft.com/office/word/2010/wordml" xmlns:w15="http://schemas.microsoft.com/office/word/2012/wordml" xmlns:wpg="http://schemas.microsoft.com/office/word/2010/wordprocessingGroup" xmlns:wpi="http://schemas.microsoft.com/office/word/2010/wordprocessingInk" xmlns:wne="http://schemas.microsoft.com/office/word/2006/wordml" xmlns:a="http://schemas.openxmlformats.org/drawingml/2006/main" xmlns:wps="http://schemas.microsoft.com/office/word/2010/wordprocessingShape" mc:Ignorable="w14 w15 wp14">
   <w:p>
     <w:pPr>
-      <w:pStyle w:val="1050"/>
+      <w:pStyle w:val="1047"/>
       <w:pBdr/>
       <w:spacing/>
       <w:ind/>
@@ -2624,7 +2678,7 @@
 <w:hdr xmlns:wpc="http://schemas.microsoft.com/office/word/2010/wordprocessingCanvas" xmlns:mc="http://schemas.openxmlformats.org/markup-compatibility/2006" xmlns:o="urn:schemas-microsoft-com:office:office" xmlns:r="http://schemas.openxmlformats.org/officeDocument/2006/relationships" xmlns:m="http://schemas.openxmlformats.org/officeDocument/2006/math" xmlns:v="urn:schemas-microsoft-com:vml" xmlns:wp14="http://schemas.microsoft.com/office/word/2010/wordprocessingDrawing" xmlns:wp="http://schemas.openxmlformats.org/drawingml/2006/wordprocessingDrawing" xmlns:w10="urn:schemas-microsoft-com:office:word" xmlns:w="http://schemas.openxmlformats.org/wordprocessingml/2006/main" xmlns:w14="http://schemas.microsoft.com/office/word/2010/wordml" xmlns:w15="http://schemas.microsoft.com/office/word/2012/wordml" xmlns:wpg="http://schemas.microsoft.com/office/word/2010/wordprocessingGroup" xmlns:wpi="http://schemas.microsoft.com/office/word/2010/wordprocessingInk" xmlns:wne="http://schemas.microsoft.com/office/word/2006/wordml" xmlns:a="http://schemas.openxmlformats.org/drawingml/2006/main" xmlns:wps="http://schemas.microsoft.com/office/word/2010/wordprocessingShape" mc:Ignorable="w14 w15 wp14">
   <w:p>
     <w:pPr>
-      <w:pStyle w:val="1050"/>
+      <w:pStyle w:val="1047"/>
       <w:pBdr/>
       <w:spacing/>
       <w:ind/>
@@ -2640,7 +2694,7 @@
 <w:hdr xmlns:wpc="http://schemas.microsoft.com/office/word/2010/wordprocessingCanvas" xmlns:mc="http://schemas.openxmlformats.org/markup-compatibility/2006" xmlns:o="urn:schemas-microsoft-com:office:office" xmlns:r="http://schemas.openxmlformats.org/officeDocument/2006/relationships" xmlns:m="http://schemas.openxmlformats.org/officeDocument/2006/math" xmlns:v="urn:schemas-microsoft-com:vml" xmlns:wp14="http://schemas.microsoft.com/office/word/2010/wordprocessingDrawing" xmlns:wp="http://schemas.openxmlformats.org/drawingml/2006/wordprocessingDrawing" xmlns:w10="urn:schemas-microsoft-com:office:word" xmlns:w="http://schemas.openxmlformats.org/wordprocessingml/2006/main" xmlns:w14="http://schemas.microsoft.com/office/word/2010/wordml" xmlns:w15="http://schemas.microsoft.com/office/word/2012/wordml" xmlns:wpg="http://schemas.microsoft.com/office/word/2010/wordprocessingGroup" xmlns:wpi="http://schemas.microsoft.com/office/word/2010/wordprocessingInk" xmlns:wne="http://schemas.microsoft.com/office/word/2006/wordml" xmlns:a="http://schemas.openxmlformats.org/drawingml/2006/main" xmlns:wps="http://schemas.microsoft.com/office/word/2010/wordprocessingShape" mc:Ignorable="w14 w15 wp14">
   <w:p>
     <w:pPr>
-      <w:pStyle w:val="1050"/>
+      <w:pStyle w:val="1047"/>
       <w:pBdr/>
       <w:spacing/>
       <w:ind/>
@@ -3397,8 +3451,8 @@
     <w:lvl w:ilvl="0">
       <w:isLgl w:val="false"/>
       <w:lvlJc w:val="left"/>
-      <w:lvlText w:val="%1."/>
-      <w:numFmt w:val="decimal"/>
+      <w:lvlText w:val="·"/>
+      <w:numFmt w:val="bullet"/>
       <w:pPr>
         <w:pBdr/>
         <w:tabs>
@@ -3407,7 +3461,9 @@
         <w:spacing/>
         <w:ind w:hanging="720" w:left="720"/>
       </w:pPr>
-      <w:rPr/>
+      <w:rPr>
+        <w:rFonts w:hint="default" w:ascii="Symbol" w:hAnsi="Symbol" w:eastAsia="Symbol" w:cs="Symbol"/>
+      </w:rPr>
       <w:start w:val="1"/>
       <w:suff w:val="tab"/>
     </w:lvl>
@@ -5253,9 +5309,9 @@
     <w:lsdException w:name="Bibliography" w:uiPriority="37"/>
     <w:lsdException w:name="TOC Heading" w:uiPriority="39" w:qFormat="1"/>
   </w:latentStyles>
-  <w:style w:type="character" w:styleId="862">
+  <w:style w:type="character" w:styleId="859">
     <w:name w:val="Placeholder Text"/>
-    <w:basedOn w:val="1044"/>
+    <w:basedOn w:val="1041"/>
     <w:uiPriority w:val="99"/>
     <w:semiHidden/>
     <w:pPr>
@@ -5267,9 +5323,9 @@
       <w:color w:val="666666"/>
     </w:rPr>
   </w:style>
-  <w:style w:type="table" w:styleId="863">
+  <w:style w:type="table" w:styleId="860">
     <w:name w:val="Table Grid"/>
-    <w:basedOn w:val="1045"/>
+    <w:basedOn w:val="1042"/>
     <w:uiPriority w:val="59"/>
     <w:pPr>
       <w:pBdr/>
@@ -5466,9 +5522,9 @@
       </w:tcPr>
     </w:tblStylePr>
   </w:style>
-  <w:style w:type="table" w:styleId="864">
+  <w:style w:type="table" w:styleId="861">
     <w:name w:val="Table Grid Light"/>
-    <w:basedOn w:val="1045"/>
+    <w:basedOn w:val="1042"/>
     <w:uiPriority w:val="59"/>
     <w:pPr>
       <w:pBdr/>
@@ -5665,9 +5721,9 @@
       </w:tcPr>
     </w:tblStylePr>
   </w:style>
-  <w:style w:type="table" w:styleId="865">
+  <w:style w:type="table" w:styleId="862">
     <w:name w:val="Plain Table 1"/>
-    <w:basedOn w:val="1045"/>
+    <w:basedOn w:val="1042"/>
     <w:uiPriority w:val="59"/>
     <w:pPr>
       <w:pBdr/>
@@ -5890,9 +5946,9 @@
       </w:tcPr>
     </w:tblStylePr>
   </w:style>
-  <w:style w:type="table" w:styleId="866">
+  <w:style w:type="table" w:styleId="863">
     <w:name w:val="Plain Table 2"/>
-    <w:basedOn w:val="1045"/>
+    <w:basedOn w:val="1042"/>
     <w:uiPriority w:val="59"/>
     <w:pPr>
       <w:pBdr/>
@@ -6123,9 +6179,9 @@
       </w:tcPr>
     </w:tblStylePr>
   </w:style>
-  <w:style w:type="table" w:styleId="867">
+  <w:style w:type="table" w:styleId="864">
     <w:name w:val="Plain Table 3"/>
-    <w:basedOn w:val="1045"/>
+    <w:basedOn w:val="1042"/>
     <w:uiPriority w:val="99"/>
     <w:pPr>
       <w:pBdr/>
@@ -6353,9 +6409,9 @@
       </w:tcPr>
     </w:tblStylePr>
   </w:style>
-  <w:style w:type="table" w:styleId="868">
+  <w:style w:type="table" w:styleId="865">
     <w:name w:val="Plain Table 4"/>
-    <w:basedOn w:val="1045"/>
+    <w:basedOn w:val="1042"/>
     <w:uiPriority w:val="99"/>
     <w:pPr>
       <w:pBdr/>
@@ -6569,9 +6625,9 @@
       </w:tcPr>
     </w:tblStylePr>
   </w:style>
-  <w:style w:type="table" w:styleId="869">
+  <w:style w:type="table" w:styleId="866">
     <w:name w:val="Plain Table 5"/>
-    <w:basedOn w:val="1045"/>
+    <w:basedOn w:val="1042"/>
     <w:uiPriority w:val="99"/>
     <w:pPr>
       <w:pBdr/>
@@ -6802,9 +6858,9 @@
       </w:tcPr>
     </w:tblStylePr>
   </w:style>
-  <w:style w:type="table" w:styleId="870">
+  <w:style w:type="table" w:styleId="867">
     <w:name w:val="Grid Table 1 Light"/>
-    <w:basedOn w:val="1045"/>
+    <w:basedOn w:val="1042"/>
     <w:uiPriority w:val="99"/>
     <w:pPr>
       <w:pBdr/>
@@ -7025,9 +7081,9 @@
       </w:tcPr>
     </w:tblStylePr>
   </w:style>
-  <w:style w:type="table" w:styleId="871">
+  <w:style w:type="table" w:styleId="868">
     <w:name w:val="Grid Table 1 Light - Accent 1"/>
-    <w:basedOn w:val="1045"/>
+    <w:basedOn w:val="1042"/>
     <w:uiPriority w:val="99"/>
     <w:pPr>
       <w:pBdr/>
@@ -7248,9 +7304,9 @@
       </w:tcPr>
     </w:tblStylePr>
   </w:style>
-  <w:style w:type="table" w:styleId="872">
+  <w:style w:type="table" w:styleId="869">
     <w:name w:val="Grid Table 1 Light - Accent 2"/>
-    <w:basedOn w:val="1045"/>
+    <w:basedOn w:val="1042"/>
     <w:uiPriority w:val="99"/>
     <w:pPr>
       <w:pBdr/>
@@ -7471,9 +7527,9 @@
       </w:tcPr>
     </w:tblStylePr>
   </w:style>
-  <w:style w:type="table" w:styleId="873">
+  <w:style w:type="table" w:styleId="870">
     <w:name w:val="Grid Table 1 Light - Accent 3"/>
-    <w:basedOn w:val="1045"/>
+    <w:basedOn w:val="1042"/>
     <w:uiPriority w:val="99"/>
     <w:pPr>
       <w:pBdr/>
@@ -7694,9 +7750,9 @@
       </w:tcPr>
     </w:tblStylePr>
   </w:style>
-  <w:style w:type="table" w:styleId="874">
+  <w:style w:type="table" w:styleId="871">
     <w:name w:val="Grid Table 1 Light - Accent 4"/>
-    <w:basedOn w:val="1045"/>
+    <w:basedOn w:val="1042"/>
     <w:uiPriority w:val="99"/>
     <w:pPr>
       <w:pBdr/>
@@ -7917,9 +7973,9 @@
       </w:tcPr>
     </w:tblStylePr>
   </w:style>
-  <w:style w:type="table" w:styleId="875">
+  <w:style w:type="table" w:styleId="872">
     <w:name w:val="Grid Table 1 Light - Accent 5"/>
-    <w:basedOn w:val="1045"/>
+    <w:basedOn w:val="1042"/>
     <w:uiPriority w:val="99"/>
     <w:pPr>
       <w:pBdr/>
@@ -8140,9 +8196,9 @@
       </w:tcPr>
     </w:tblStylePr>
   </w:style>
-  <w:style w:type="table" w:styleId="876">
+  <w:style w:type="table" w:styleId="873">
     <w:name w:val="Grid Table 1 Light - Accent 6"/>
-    <w:basedOn w:val="1045"/>
+    <w:basedOn w:val="1042"/>
     <w:uiPriority w:val="99"/>
     <w:pPr>
       <w:pBdr/>
@@ -8363,9 +8419,9 @@
       </w:tcPr>
     </w:tblStylePr>
   </w:style>
-  <w:style w:type="table" w:styleId="877">
+  <w:style w:type="table" w:styleId="874">
     <w:name w:val="Grid Table 2"/>
-    <w:basedOn w:val="1045"/>
+    <w:basedOn w:val="1042"/>
     <w:uiPriority w:val="99"/>
     <w:pPr>
       <w:pBdr/>
@@ -8595,9 +8651,9 @@
       </w:tcPr>
     </w:tblStylePr>
   </w:style>
-  <w:style w:type="table" w:styleId="878">
+  <w:style w:type="table" w:styleId="875">
     <w:name w:val="Grid Table 2 - Accent 1"/>
-    <w:basedOn w:val="1045"/>
+    <w:basedOn w:val="1042"/>
     <w:uiPriority w:val="99"/>
     <w:pPr>
       <w:pBdr/>
@@ -8827,9 +8883,9 @@
       </w:tcPr>
     </w:tblStylePr>
   </w:style>
-  <w:style w:type="table" w:styleId="879">
+  <w:style w:type="table" w:styleId="876">
     <w:name w:val="Grid Table 2 - Accent 2"/>
-    <w:basedOn w:val="1045"/>
+    <w:basedOn w:val="1042"/>
     <w:uiPriority w:val="99"/>
     <w:pPr>
       <w:pBdr/>
@@ -9059,9 +9115,9 @@
       </w:tcPr>
     </w:tblStylePr>
   </w:style>
-  <w:style w:type="table" w:styleId="880">
+  <w:style w:type="table" w:styleId="877">
     <w:name w:val="Grid Table 2 - Accent 3"/>
-    <w:basedOn w:val="1045"/>
+    <w:basedOn w:val="1042"/>
     <w:uiPriority w:val="99"/>
     <w:pPr>
       <w:pBdr/>
@@ -9291,9 +9347,9 @@
       </w:tcPr>
     </w:tblStylePr>
   </w:style>
-  <w:style w:type="table" w:styleId="881">
+  <w:style w:type="table" w:styleId="878">
     <w:name w:val="Grid Table 2 - Accent 4"/>
-    <w:basedOn w:val="1045"/>
+    <w:basedOn w:val="1042"/>
     <w:uiPriority w:val="99"/>
     <w:pPr>
       <w:pBdr/>
@@ -9523,9 +9579,9 @@
       </w:tcPr>
     </w:tblStylePr>
   </w:style>
-  <w:style w:type="table" w:styleId="882">
+  <w:style w:type="table" w:styleId="879">
     <w:name w:val="Grid Table 2 - Accent 5"/>
-    <w:basedOn w:val="1045"/>
+    <w:basedOn w:val="1042"/>
     <w:uiPriority w:val="99"/>
     <w:pPr>
       <w:pBdr/>
@@ -9755,9 +9811,9 @@
       </w:tcPr>
     </w:tblStylePr>
   </w:style>
-  <w:style w:type="table" w:styleId="883">
+  <w:style w:type="table" w:styleId="880">
     <w:name w:val="Grid Table 2 - Accent 6"/>
-    <w:basedOn w:val="1045"/>
+    <w:basedOn w:val="1042"/>
     <w:uiPriority w:val="99"/>
     <w:pPr>
       <w:pBdr/>
@@ -9987,9 +10043,9 @@
       </w:tcPr>
     </w:tblStylePr>
   </w:style>
-  <w:style w:type="table" w:styleId="884">
+  <w:style w:type="table" w:styleId="881">
     <w:name w:val="Grid Table 3"/>
-    <w:basedOn w:val="1045"/>
+    <w:basedOn w:val="1042"/>
     <w:uiPriority w:val="99"/>
     <w:pPr>
       <w:pBdr/>
@@ -10232,9 +10288,9 @@
       </w:tcPr>
     </w:tblStylePr>
   </w:style>
-  <w:style w:type="table" w:styleId="885">
+  <w:style w:type="table" w:styleId="882">
     <w:name w:val="Grid Table 3 - Accent 1"/>
-    <w:basedOn w:val="1045"/>
+    <w:basedOn w:val="1042"/>
     <w:uiPriority w:val="99"/>
     <w:pPr>
       <w:pBdr/>
@@ -10477,9 +10533,9 @@
       </w:tcPr>
     </w:tblStylePr>
   </w:style>
-  <w:style w:type="table" w:styleId="886">
+  <w:style w:type="table" w:styleId="883">
     <w:name w:val="Grid Table 3 - Accent 2"/>
-    <w:basedOn w:val="1045"/>
+    <w:basedOn w:val="1042"/>
     <w:uiPriority w:val="99"/>
     <w:pPr>
       <w:pBdr/>
@@ -10722,9 +10778,9 @@
       </w:tcPr>
     </w:tblStylePr>
   </w:style>
-  <w:style w:type="table" w:styleId="887">
+  <w:style w:type="table" w:styleId="884">
     <w:name w:val="Grid Table 3 - Accent 3"/>
-    <w:basedOn w:val="1045"/>
+    <w:basedOn w:val="1042"/>
     <w:uiPriority w:val="99"/>
     <w:pPr>
       <w:pBdr/>
@@ -10967,9 +11023,9 @@
       </w:tcPr>
     </w:tblStylePr>
   </w:style>
-  <w:style w:type="table" w:styleId="888">
+  <w:style w:type="table" w:styleId="885">
     <w:name w:val="Grid Table 3 - Accent 4"/>
-    <w:basedOn w:val="1045"/>
+    <w:basedOn w:val="1042"/>
     <w:uiPriority w:val="99"/>
     <w:pPr>
       <w:pBdr/>
@@ -11212,9 +11268,9 @@
       </w:tcPr>
     </w:tblStylePr>
   </w:style>
-  <w:style w:type="table" w:styleId="889">
+  <w:style w:type="table" w:styleId="886">
     <w:name w:val="Grid Table 3 - Accent 5"/>
-    <w:basedOn w:val="1045"/>
+    <w:basedOn w:val="1042"/>
     <w:uiPriority w:val="99"/>
     <w:pPr>
       <w:pBdr/>
@@ -11457,9 +11513,9 @@
       </w:tcPr>
     </w:tblStylePr>
   </w:style>
-  <w:style w:type="table" w:styleId="890">
+  <w:style w:type="table" w:styleId="887">
     <w:name w:val="Grid Table 3 - Accent 6"/>
-    <w:basedOn w:val="1045"/>
+    <w:basedOn w:val="1042"/>
     <w:uiPriority w:val="99"/>
     <w:pPr>
       <w:pBdr/>
@@ -11702,9 +11758,9 @@
       </w:tcPr>
     </w:tblStylePr>
   </w:style>
-  <w:style w:type="table" w:styleId="891">
+  <w:style w:type="table" w:styleId="888">
     <w:name w:val="Grid Table 4"/>
-    <w:basedOn w:val="1045"/>
+    <w:basedOn w:val="1042"/>
     <w:uiPriority w:val="59"/>
     <w:pPr>
       <w:pBdr/>
@@ -11935,9 +11991,9 @@
       </w:tcPr>
     </w:tblStylePr>
   </w:style>
-  <w:style w:type="table" w:styleId="892">
+  <w:style w:type="table" w:styleId="889">
     <w:name w:val="Grid Table 4 - Accent 1"/>
-    <w:basedOn w:val="1045"/>
+    <w:basedOn w:val="1042"/>
     <w:uiPriority w:val="59"/>
     <w:pPr>
       <w:pBdr/>
@@ -12168,9 +12224,9 @@
       </w:tcPr>
     </w:tblStylePr>
   </w:style>
-  <w:style w:type="table" w:styleId="893">
+  <w:style w:type="table" w:styleId="890">
     <w:name w:val="Grid Table 4 - Accent 2"/>
-    <w:basedOn w:val="1045"/>
+    <w:basedOn w:val="1042"/>
     <w:uiPriority w:val="59"/>
     <w:pPr>
       <w:pBdr/>
@@ -12401,9 +12457,9 @@
       </w:tcPr>
     </w:tblStylePr>
   </w:style>
-  <w:style w:type="table" w:styleId="894">
+  <w:style w:type="table" w:styleId="891">
     <w:name w:val="Grid Table 4 - Accent 3"/>
-    <w:basedOn w:val="1045"/>
+    <w:basedOn w:val="1042"/>
     <w:uiPriority w:val="59"/>
     <w:pPr>
       <w:pBdr/>
@@ -12634,9 +12690,9 @@
       </w:tcPr>
     </w:tblStylePr>
   </w:style>
-  <w:style w:type="table" w:styleId="895">
+  <w:style w:type="table" w:styleId="892">
     <w:name w:val="Grid Table 4 - Accent 4"/>
-    <w:basedOn w:val="1045"/>
+    <w:basedOn w:val="1042"/>
     <w:uiPriority w:val="59"/>
     <w:pPr>
       <w:pBdr/>
@@ -12867,9 +12923,9 @@
       </w:tcPr>
     </w:tblStylePr>
   </w:style>
-  <w:style w:type="table" w:styleId="896">
+  <w:style w:type="table" w:styleId="893">
     <w:name w:val="Grid Table 4 - Accent 5"/>
-    <w:basedOn w:val="1045"/>
+    <w:basedOn w:val="1042"/>
     <w:uiPriority w:val="59"/>
     <w:pPr>
       <w:pBdr/>
@@ -13100,9 +13156,9 @@
       </w:tcPr>
     </w:tblStylePr>
   </w:style>
-  <w:style w:type="table" w:styleId="897">
+  <w:style w:type="table" w:styleId="894">
     <w:name w:val="Grid Table 4 - Accent 6"/>
-    <w:basedOn w:val="1045"/>
+    <w:basedOn w:val="1042"/>
     <w:uiPriority w:val="59"/>
     <w:pPr>
       <w:pBdr/>
@@ -13333,9 +13389,9 @@
       </w:tcPr>
     </w:tblStylePr>
   </w:style>
-  <w:style w:type="table" w:styleId="898">
+  <w:style w:type="table" w:styleId="895">
     <w:name w:val="Grid Table 5 Dark"/>
-    <w:basedOn w:val="1045"/>
+    <w:basedOn w:val="1042"/>
     <w:uiPriority w:val="99"/>
     <w:pPr>
       <w:pBdr/>
@@ -13561,9 +13617,9 @@
       </w:tcPr>
     </w:tblStylePr>
   </w:style>
-  <w:style w:type="table" w:styleId="899">
+  <w:style w:type="table" w:styleId="896">
     <w:name w:val="Grid Table 5 Dark- Accent 1"/>
-    <w:basedOn w:val="1045"/>
+    <w:basedOn w:val="1042"/>
     <w:uiPriority w:val="99"/>
     <w:pPr>
       <w:pBdr/>
@@ -13789,9 +13845,9 @@
       </w:tcPr>
     </w:tblStylePr>
   </w:style>
-  <w:style w:type="table" w:styleId="900">
+  <w:style w:type="table" w:styleId="897">
     <w:name w:val="Grid Table 5 Dark - Accent 2"/>
-    <w:basedOn w:val="1045"/>
+    <w:basedOn w:val="1042"/>
     <w:uiPriority w:val="99"/>
     <w:pPr>
       <w:pBdr/>
@@ -14017,9 +14073,9 @@
       </w:tcPr>
     </w:tblStylePr>
   </w:style>
-  <w:style w:type="table" w:styleId="901">
+  <w:style w:type="table" w:styleId="898">
     <w:name w:val="Grid Table 5 Dark - Accent 3"/>
-    <w:basedOn w:val="1045"/>
+    <w:basedOn w:val="1042"/>
     <w:uiPriority w:val="99"/>
     <w:pPr>
       <w:pBdr/>
@@ -14245,9 +14301,9 @@
       </w:tcPr>
     </w:tblStylePr>
   </w:style>
-  <w:style w:type="table" w:styleId="902">
+  <w:style w:type="table" w:styleId="899">
     <w:name w:val="Grid Table 5 Dark- Accent 4"/>
-    <w:basedOn w:val="1045"/>
+    <w:basedOn w:val="1042"/>
     <w:uiPriority w:val="99"/>
     <w:pPr>
       <w:pBdr/>
@@ -14473,9 +14529,9 @@
       </w:tcPr>
     </w:tblStylePr>
   </w:style>
-  <w:style w:type="table" w:styleId="903">
+  <w:style w:type="table" w:styleId="900">
     <w:name w:val="Grid Table 5 Dark - Accent 5"/>
-    <w:basedOn w:val="1045"/>
+    <w:basedOn w:val="1042"/>
     <w:uiPriority w:val="99"/>
     <w:pPr>
       <w:pBdr/>
@@ -14701,9 +14757,9 @@
       </w:tcPr>
     </w:tblStylePr>
   </w:style>
-  <w:style w:type="table" w:styleId="904">
+  <w:style w:type="table" w:styleId="901">
     <w:name w:val="Grid Table 5 Dark - Accent 6"/>
-    <w:basedOn w:val="1045"/>
+    <w:basedOn w:val="1042"/>
     <w:uiPriority w:val="99"/>
     <w:pPr>
       <w:pBdr/>
@@ -14929,9 +14985,9 @@
       </w:tcPr>
     </w:tblStylePr>
   </w:style>
-  <w:style w:type="table" w:styleId="905">
+  <w:style w:type="table" w:styleId="902">
     <w:name w:val="Grid Table 6 Colorful"/>
-    <w:basedOn w:val="1045"/>
+    <w:basedOn w:val="1042"/>
     <w:uiPriority w:val="99"/>
     <w:pPr>
       <w:pBdr/>
@@ -15159,9 +15215,9 @@
       </w:tcPr>
     </w:tblStylePr>
   </w:style>
-  <w:style w:type="table" w:styleId="906">
+  <w:style w:type="table" w:styleId="903">
     <w:name w:val="Grid Table 6 Colorful - Accent 1"/>
-    <w:basedOn w:val="1045"/>
+    <w:basedOn w:val="1042"/>
     <w:uiPriority w:val="99"/>
     <w:pPr>
       <w:pBdr/>
@@ -15389,9 +15445,9 @@
       </w:tcPr>
     </w:tblStylePr>
   </w:style>
-  <w:style w:type="table" w:styleId="907">
+  <w:style w:type="table" w:styleId="904">
     <w:name w:val="Grid Table 6 Colorful - Accent 2"/>
-    <w:basedOn w:val="1045"/>
+    <w:basedOn w:val="1042"/>
     <w:uiPriority w:val="99"/>
     <w:pPr>
       <w:pBdr/>
@@ -15619,9 +15675,9 @@
       </w:tcPr>
     </w:tblStylePr>
   </w:style>
-  <w:style w:type="table" w:styleId="908">
+  <w:style w:type="table" w:styleId="905">
     <w:name w:val="Grid Table 6 Colorful - Accent 3"/>
-    <w:basedOn w:val="1045"/>
+    <w:basedOn w:val="1042"/>
     <w:uiPriority w:val="99"/>
     <w:pPr>
       <w:pBdr/>
@@ -15849,9 +15905,9 @@
       </w:tcPr>
     </w:tblStylePr>
   </w:style>
-  <w:style w:type="table" w:styleId="909">
+  <w:style w:type="table" w:styleId="906">
     <w:name w:val="Grid Table 6 Colorful - Accent 4"/>
-    <w:basedOn w:val="1045"/>
+    <w:basedOn w:val="1042"/>
     <w:uiPriority w:val="99"/>
     <w:pPr>
       <w:pBdr/>
@@ -16079,9 +16135,9 @@
       </w:tcPr>
     </w:tblStylePr>
   </w:style>
-  <w:style w:type="table" w:styleId="910">
+  <w:style w:type="table" w:styleId="907">
     <w:name w:val="Grid Table 6 Colorful - Accent 5"/>
-    <w:basedOn w:val="1045"/>
+    <w:basedOn w:val="1042"/>
     <w:uiPriority w:val="99"/>
     <w:pPr>
       <w:pBdr/>
@@ -16309,9 +16365,9 @@
       </w:tcPr>
     </w:tblStylePr>
   </w:style>
-  <w:style w:type="table" w:styleId="911">
+  <w:style w:type="table" w:styleId="908">
     <w:name w:val="Grid Table 6 Colorful - Accent 6"/>
-    <w:basedOn w:val="1045"/>
+    <w:basedOn w:val="1042"/>
     <w:uiPriority w:val="99"/>
     <w:pPr>
       <w:pBdr/>
@@ -16539,9 +16595,9 @@
       </w:tcPr>
     </w:tblStylePr>
   </w:style>
-  <w:style w:type="table" w:styleId="912">
+  <w:style w:type="table" w:styleId="909">
     <w:name w:val="Grid Table 7 Colorful"/>
-    <w:basedOn w:val="1045"/>
+    <w:basedOn w:val="1042"/>
     <w:uiPriority w:val="99"/>
     <w:pPr>
       <w:pBdr/>
@@ -16793,9 +16849,9 @@
       </w:tcPr>
     </w:tblStylePr>
   </w:style>
-  <w:style w:type="table" w:styleId="913">
+  <w:style w:type="table" w:styleId="910">
     <w:name w:val="Grid Table 7 Colorful - Accent 1"/>
-    <w:basedOn w:val="1045"/>
+    <w:basedOn w:val="1042"/>
     <w:uiPriority w:val="99"/>
     <w:pPr>
       <w:pBdr/>
@@ -17047,9 +17103,9 @@
       </w:tcPr>
     </w:tblStylePr>
   </w:style>
-  <w:style w:type="table" w:styleId="914">
+  <w:style w:type="table" w:styleId="911">
     <w:name w:val="Grid Table 7 Colorful - Accent 2"/>
-    <w:basedOn w:val="1045"/>
+    <w:basedOn w:val="1042"/>
     <w:uiPriority w:val="99"/>
     <w:pPr>
       <w:pBdr/>
@@ -17301,9 +17357,9 @@
       </w:tcPr>
     </w:tblStylePr>
   </w:style>
-  <w:style w:type="table" w:styleId="915">
+  <w:style w:type="table" w:styleId="912">
     <w:name w:val="Grid Table 7 Colorful - Accent 3"/>
-    <w:basedOn w:val="1045"/>
+    <w:basedOn w:val="1042"/>
     <w:uiPriority w:val="99"/>
     <w:pPr>
       <w:pBdr/>
@@ -17555,9 +17611,9 @@
       </w:tcPr>
     </w:tblStylePr>
   </w:style>
-  <w:style w:type="table" w:styleId="916">
+  <w:style w:type="table" w:styleId="913">
     <w:name w:val="Grid Table 7 Colorful - Accent 4"/>
-    <w:basedOn w:val="1045"/>
+    <w:basedOn w:val="1042"/>
     <w:uiPriority w:val="99"/>
     <w:pPr>
       <w:pBdr/>
@@ -17809,9 +17865,9 @@
       </w:tcPr>
     </w:tblStylePr>
   </w:style>
-  <w:style w:type="table" w:styleId="917">
+  <w:style w:type="table" w:styleId="914">
     <w:name w:val="Grid Table 7 Colorful - Accent 5"/>
-    <w:basedOn w:val="1045"/>
+    <w:basedOn w:val="1042"/>
     <w:uiPriority w:val="99"/>
     <w:pPr>
       <w:pBdr/>
@@ -18063,9 +18119,9 @@
       </w:tcPr>
     </w:tblStylePr>
   </w:style>
-  <w:style w:type="table" w:styleId="918">
+  <w:style w:type="table" w:styleId="915">
     <w:name w:val="Grid Table 7 Colorful - Accent 6"/>
-    <w:basedOn w:val="1045"/>
+    <w:basedOn w:val="1042"/>
     <w:uiPriority w:val="99"/>
     <w:pPr>
       <w:pBdr/>
@@ -18317,9 +18373,9 @@
       </w:tcPr>
     </w:tblStylePr>
   </w:style>
-  <w:style w:type="table" w:styleId="919">
+  <w:style w:type="table" w:styleId="916">
     <w:name w:val="List Table 1 Light"/>
-    <w:basedOn w:val="1045"/>
+    <w:basedOn w:val="1042"/>
     <w:uiPriority w:val="99"/>
     <w:pPr>
       <w:pBdr/>
@@ -18533,9 +18589,9 @@
       </w:tcPr>
     </w:tblStylePr>
   </w:style>
-  <w:style w:type="table" w:styleId="920">
+  <w:style w:type="table" w:styleId="917">
     <w:name w:val="List Table 1 Light - Accent 1"/>
-    <w:basedOn w:val="1045"/>
+    <w:basedOn w:val="1042"/>
     <w:uiPriority w:val="99"/>
     <w:pPr>
       <w:pBdr/>
@@ -18749,9 +18805,9 @@
       </w:tcPr>
     </w:tblStylePr>
   </w:style>
-  <w:style w:type="table" w:styleId="921">
+  <w:style w:type="table" w:styleId="918">
     <w:name w:val="List Table 1 Light - Accent 2"/>
-    <w:basedOn w:val="1045"/>
+    <w:basedOn w:val="1042"/>
     <w:uiPriority w:val="99"/>
     <w:pPr>
       <w:pBdr/>
@@ -18965,9 +19021,9 @@
       </w:tcPr>
     </w:tblStylePr>
   </w:style>
-  <w:style w:type="table" w:styleId="922">
+  <w:style w:type="table" w:styleId="919">
     <w:name w:val="List Table 1 Light - Accent 3"/>
-    <w:basedOn w:val="1045"/>
+    <w:basedOn w:val="1042"/>
     <w:uiPriority w:val="99"/>
     <w:pPr>
       <w:pBdr/>
@@ -19181,9 +19237,9 @@
       </w:tcPr>
     </w:tblStylePr>
   </w:style>
-  <w:style w:type="table" w:styleId="923">
+  <w:style w:type="table" w:styleId="920">
     <w:name w:val="List Table 1 Light - Accent 4"/>
-    <w:basedOn w:val="1045"/>
+    <w:basedOn w:val="1042"/>
     <w:uiPriority w:val="99"/>
     <w:pPr>
       <w:pBdr/>
@@ -19397,9 +19453,9 @@
       </w:tcPr>
     </w:tblStylePr>
   </w:style>
-  <w:style w:type="table" w:styleId="924">
+  <w:style w:type="table" w:styleId="921">
     <w:name w:val="List Table 1 Light - Accent 5"/>
-    <w:basedOn w:val="1045"/>
+    <w:basedOn w:val="1042"/>
     <w:uiPriority w:val="99"/>
     <w:pPr>
       <w:pBdr/>
@@ -19613,9 +19669,9 @@
       </w:tcPr>
     </w:tblStylePr>
   </w:style>
-  <w:style w:type="table" w:styleId="925">
+  <w:style w:type="table" w:styleId="922">
     <w:name w:val="List Table 1 Light - Accent 6"/>
-    <w:basedOn w:val="1045"/>
+    <w:basedOn w:val="1042"/>
     <w:uiPriority w:val="99"/>
     <w:pPr>
       <w:pBdr/>
@@ -19829,9 +19885,9 @@
       </w:tcPr>
     </w:tblStylePr>
   </w:style>
-  <w:style w:type="table" w:styleId="926">
+  <w:style w:type="table" w:styleId="923">
     <w:name w:val="List Table 2"/>
-    <w:basedOn w:val="1045"/>
+    <w:basedOn w:val="1042"/>
     <w:uiPriority w:val="99"/>
     <w:pPr>
       <w:pBdr/>
@@ -20067,9 +20123,9 @@
       </w:tcPr>
     </w:tblStylePr>
   </w:style>
-  <w:style w:type="table" w:styleId="927">
+  <w:style w:type="table" w:styleId="924">
     <w:name w:val="List Table 2 - Accent 1"/>
-    <w:basedOn w:val="1045"/>
+    <w:basedOn w:val="1042"/>
     <w:uiPriority w:val="99"/>
     <w:pPr>
       <w:pBdr/>
@@ -20305,9 +20361,9 @@
       </w:tcPr>
     </w:tblStylePr>
   </w:style>
-  <w:style w:type="table" w:styleId="928">
+  <w:style w:type="table" w:styleId="925">
     <w:name w:val="List Table 2 - Accent 2"/>
-    <w:basedOn w:val="1045"/>
+    <w:basedOn w:val="1042"/>
     <w:uiPriority w:val="99"/>
     <w:pPr>
       <w:pBdr/>
@@ -20543,9 +20599,9 @@
       </w:tcPr>
     </w:tblStylePr>
   </w:style>
-  <w:style w:type="table" w:styleId="929">
+  <w:style w:type="table" w:styleId="926">
     <w:name w:val="List Table 2 - Accent 3"/>
-    <w:basedOn w:val="1045"/>
+    <w:basedOn w:val="1042"/>
     <w:uiPriority w:val="99"/>
     <w:pPr>
       <w:pBdr/>
@@ -20781,9 +20837,9 @@
       </w:tcPr>
     </w:tblStylePr>
   </w:style>
-  <w:style w:type="table" w:styleId="930">
+  <w:style w:type="table" w:styleId="927">
     <w:name w:val="List Table 2 - Accent 4"/>
-    <w:basedOn w:val="1045"/>
+    <w:basedOn w:val="1042"/>
     <w:uiPriority w:val="99"/>
     <w:pPr>
       <w:pBdr/>
@@ -21019,9 +21075,9 @@
       </w:tcPr>
     </w:tblStylePr>
   </w:style>
-  <w:style w:type="table" w:styleId="931">
+  <w:style w:type="table" w:styleId="928">
     <w:name w:val="List Table 2 - Accent 5"/>
-    <w:basedOn w:val="1045"/>
+    <w:basedOn w:val="1042"/>
     <w:uiPriority w:val="99"/>
     <w:pPr>
       <w:pBdr/>
@@ -21257,9 +21313,9 @@
       </w:tcPr>
     </w:tblStylePr>
   </w:style>
-  <w:style w:type="table" w:styleId="932">
+  <w:style w:type="table" w:styleId="929">
     <w:name w:val="List Table 2 - Accent 6"/>
-    <w:basedOn w:val="1045"/>
+    <w:basedOn w:val="1042"/>
     <w:uiPriority w:val="99"/>
     <w:pPr>
       <w:pBdr/>
@@ -21495,9 +21551,9 @@
       </w:tcPr>
     </w:tblStylePr>
   </w:style>
-  <w:style w:type="table" w:styleId="933">
+  <w:style w:type="table" w:styleId="930">
     <w:name w:val="List Table 3"/>
-    <w:basedOn w:val="1045"/>
+    <w:basedOn w:val="1042"/>
     <w:uiPriority w:val="99"/>
     <w:pPr>
       <w:pBdr/>
@@ -21723,9 +21779,9 @@
       </w:tcPr>
     </w:tblStylePr>
   </w:style>
-  <w:style w:type="table" w:styleId="934">
+  <w:style w:type="table" w:styleId="931">
     <w:name w:val="List Table 3 - Accent 1"/>
-    <w:basedOn w:val="1045"/>
+    <w:basedOn w:val="1042"/>
     <w:uiPriority w:val="99"/>
     <w:pPr>
       <w:pBdr/>
@@ -21951,9 +22007,9 @@
       </w:tcPr>
     </w:tblStylePr>
   </w:style>
-  <w:style w:type="table" w:styleId="935">
+  <w:style w:type="table" w:styleId="932">
     <w:name w:val="List Table 3 - Accent 2"/>
-    <w:basedOn w:val="1045"/>
+    <w:basedOn w:val="1042"/>
     <w:uiPriority w:val="99"/>
     <w:pPr>
       <w:pBdr/>
@@ -22179,9 +22235,9 @@
       </w:tcPr>
     </w:tblStylePr>
   </w:style>
-  <w:style w:type="table" w:styleId="936">
+  <w:style w:type="table" w:styleId="933">
     <w:name w:val="List Table 3 - Accent 3"/>
-    <w:basedOn w:val="1045"/>
+    <w:basedOn w:val="1042"/>
     <w:uiPriority w:val="99"/>
     <w:pPr>
       <w:pBdr/>
@@ -22407,9 +22463,9 @@
       </w:tcPr>
     </w:tblStylePr>
   </w:style>
-  <w:style w:type="table" w:styleId="937">
+  <w:style w:type="table" w:styleId="934">
     <w:name w:val="List Table 3 - Accent 4"/>
-    <w:basedOn w:val="1045"/>
+    <w:basedOn w:val="1042"/>
     <w:uiPriority w:val="99"/>
     <w:pPr>
       <w:pBdr/>
@@ -22635,9 +22691,9 @@
       </w:tcPr>
     </w:tblStylePr>
   </w:style>
-  <w:style w:type="table" w:styleId="938">
+  <w:style w:type="table" w:styleId="935">
     <w:name w:val="List Table 3 - Accent 5"/>
-    <w:basedOn w:val="1045"/>
+    <w:basedOn w:val="1042"/>
     <w:uiPriority w:val="99"/>
     <w:pPr>
       <w:pBdr/>
@@ -22863,9 +22919,9 @@
       </w:tcPr>
     </w:tblStylePr>
   </w:style>
-  <w:style w:type="table" w:styleId="939">
+  <w:style w:type="table" w:styleId="936">
     <w:name w:val="List Table 3 - Accent 6"/>
-    <w:basedOn w:val="1045"/>
+    <w:basedOn w:val="1042"/>
     <w:uiPriority w:val="99"/>
     <w:pPr>
       <w:pBdr/>
@@ -23091,9 +23147,9 @@
       </w:tcPr>
     </w:tblStylePr>
   </w:style>
-  <w:style w:type="table" w:styleId="940">
+  <w:style w:type="table" w:styleId="937">
     <w:name w:val="List Table 4"/>
-    <w:basedOn w:val="1045"/>
+    <w:basedOn w:val="1042"/>
     <w:uiPriority w:val="99"/>
     <w:pPr>
       <w:pBdr/>
@@ -23316,9 +23372,9 @@
       </w:tcPr>
     </w:tblStylePr>
   </w:style>
-  <w:style w:type="table" w:styleId="941">
+  <w:style w:type="table" w:styleId="938">
     <w:name w:val="List Table 4 - Accent 1"/>
-    <w:basedOn w:val="1045"/>
+    <w:basedOn w:val="1042"/>
     <w:uiPriority w:val="99"/>
     <w:pPr>
       <w:pBdr/>
@@ -23541,9 +23597,9 @@
       </w:tcPr>
     </w:tblStylePr>
   </w:style>
-  <w:style w:type="table" w:styleId="942">
+  <w:style w:type="table" w:styleId="939">
     <w:name w:val="List Table 4 - Accent 2"/>
-    <w:basedOn w:val="1045"/>
+    <w:basedOn w:val="1042"/>
     <w:uiPriority w:val="99"/>
     <w:pPr>
       <w:pBdr/>
@@ -23766,9 +23822,9 @@
       </w:tcPr>
     </w:tblStylePr>
   </w:style>
-  <w:style w:type="table" w:styleId="943">
+  <w:style w:type="table" w:styleId="940">
     <w:name w:val="List Table 4 - Accent 3"/>
-    <w:basedOn w:val="1045"/>
+    <w:basedOn w:val="1042"/>
     <w:uiPriority w:val="99"/>
     <w:pPr>
       <w:pBdr/>
@@ -23991,9 +24047,9 @@
       </w:tcPr>
     </w:tblStylePr>
   </w:style>
-  <w:style w:type="table" w:styleId="944">
+  <w:style w:type="table" w:styleId="941">
     <w:name w:val="List Table 4 - Accent 4"/>
-    <w:basedOn w:val="1045"/>
+    <w:basedOn w:val="1042"/>
     <w:uiPriority w:val="99"/>
     <w:pPr>
       <w:pBdr/>
@@ -24216,9 +24272,9 @@
       </w:tcPr>
     </w:tblStylePr>
   </w:style>
-  <w:style w:type="table" w:styleId="945">
+  <w:style w:type="table" w:styleId="942">
     <w:name w:val="List Table 4 - Accent 5"/>
-    <w:basedOn w:val="1045"/>
+    <w:basedOn w:val="1042"/>
     <w:uiPriority w:val="99"/>
     <w:pPr>
       <w:pBdr/>
@@ -24441,9 +24497,9 @@
       </w:tcPr>
     </w:tblStylePr>
   </w:style>
-  <w:style w:type="table" w:styleId="946">
+  <w:style w:type="table" w:styleId="943">
     <w:name w:val="List Table 4 - Accent 6"/>
-    <w:basedOn w:val="1045"/>
+    <w:basedOn w:val="1042"/>
     <w:uiPriority w:val="99"/>
     <w:pPr>
       <w:pBdr/>
@@ -24666,9 +24722,9 @@
       </w:tcPr>
     </w:tblStylePr>
   </w:style>
-  <w:style w:type="table" w:styleId="947">
+  <w:style w:type="table" w:styleId="944">
     <w:name w:val="List Table 5 Dark"/>
-    <w:basedOn w:val="1045"/>
+    <w:basedOn w:val="1042"/>
     <w:uiPriority w:val="99"/>
     <w:pPr>
       <w:pBdr/>
@@ -24908,9 +24964,9 @@
       </w:tcPr>
     </w:tblStylePr>
   </w:style>
-  <w:style w:type="table" w:styleId="948">
+  <w:style w:type="table" w:styleId="945">
     <w:name w:val="List Table 5 Dark - Accent 1"/>
-    <w:basedOn w:val="1045"/>
+    <w:basedOn w:val="1042"/>
     <w:uiPriority w:val="99"/>
     <w:pPr>
       <w:pBdr/>
@@ -25150,9 +25206,9 @@
       </w:tcPr>
     </w:tblStylePr>
   </w:style>
-  <w:style w:type="table" w:styleId="949">
+  <w:style w:type="table" w:styleId="946">
     <w:name w:val="List Table 5 Dark - Accent 2"/>
-    <w:basedOn w:val="1045"/>
+    <w:basedOn w:val="1042"/>
     <w:uiPriority w:val="99"/>
     <w:pPr>
       <w:pBdr/>
@@ -25392,9 +25448,9 @@
       </w:tcPr>
     </w:tblStylePr>
   </w:style>
-  <w:style w:type="table" w:styleId="950">
+  <w:style w:type="table" w:styleId="947">
     <w:name w:val="List Table 5 Dark - Accent 3"/>
-    <w:basedOn w:val="1045"/>
+    <w:basedOn w:val="1042"/>
     <w:uiPriority w:val="99"/>
     <w:pPr>
       <w:pBdr/>
@@ -25634,9 +25690,9 @@
       </w:tcPr>
     </w:tblStylePr>
   </w:style>
-  <w:style w:type="table" w:styleId="951">
+  <w:style w:type="table" w:styleId="948">
     <w:name w:val="List Table 5 Dark - Accent 4"/>
-    <w:basedOn w:val="1045"/>
+    <w:basedOn w:val="1042"/>
     <w:uiPriority w:val="99"/>
     <w:pPr>
       <w:pBdr/>
@@ -25876,9 +25932,9 @@
       </w:tcPr>
     </w:tblStylePr>
   </w:style>
-  <w:style w:type="table" w:styleId="952">
+  <w:style w:type="table" w:styleId="949">
     <w:name w:val="List Table 5 Dark - Accent 5"/>
-    <w:basedOn w:val="1045"/>
+    <w:basedOn w:val="1042"/>
     <w:uiPriority w:val="99"/>
     <w:pPr>
       <w:pBdr/>
@@ -26118,9 +26174,9 @@
       </w:tcPr>
     </w:tblStylePr>
   </w:style>
-  <w:style w:type="table" w:styleId="953">
+  <w:style w:type="table" w:styleId="950">
     <w:name w:val="List Table 5 Dark - Accent 6"/>
-    <w:basedOn w:val="1045"/>
+    <w:basedOn w:val="1042"/>
     <w:uiPriority w:val="99"/>
     <w:pPr>
       <w:pBdr/>
@@ -26360,9 +26416,9 @@
       </w:tcPr>
     </w:tblStylePr>
   </w:style>
-  <w:style w:type="table" w:styleId="954">
+  <w:style w:type="table" w:styleId="951">
     <w:name w:val="List Table 6 Colorful"/>
-    <w:basedOn w:val="1045"/>
+    <w:basedOn w:val="1042"/>
     <w:uiPriority w:val="99"/>
     <w:pPr>
       <w:pBdr/>
@@ -26583,9 +26639,9 @@
       </w:tcPr>
     </w:tblStylePr>
   </w:style>
-  <w:style w:type="table" w:styleId="955">
+  <w:style w:type="table" w:styleId="952">
     <w:name w:val="List Table 6 Colorful - Accent 1"/>
-    <w:basedOn w:val="1045"/>
+    <w:basedOn w:val="1042"/>
     <w:uiPriority w:val="99"/>
     <w:pPr>
       <w:pBdr/>
@@ -26806,9 +26862,9 @@
       </w:tcPr>
     </w:tblStylePr>
   </w:style>
-  <w:style w:type="table" w:styleId="956">
+  <w:style w:type="table" w:styleId="953">
     <w:name w:val="List Table 6 Colorful - Accent 2"/>
-    <w:basedOn w:val="1045"/>
+    <w:basedOn w:val="1042"/>
     <w:uiPriority w:val="99"/>
     <w:pPr>
       <w:pBdr/>
@@ -27029,9 +27085,9 @@
       </w:tcPr>
     </w:tblStylePr>
   </w:style>
-  <w:style w:type="table" w:styleId="957">
+  <w:style w:type="table" w:styleId="954">
     <w:name w:val="List Table 6 Colorful - Accent 3"/>
-    <w:basedOn w:val="1045"/>
+    <w:basedOn w:val="1042"/>
     <w:uiPriority w:val="99"/>
     <w:pPr>
       <w:pBdr/>
@@ -27252,9 +27308,9 @@
       </w:tcPr>
     </w:tblStylePr>
   </w:style>
-  <w:style w:type="table" w:styleId="958">
+  <w:style w:type="table" w:styleId="955">
     <w:name w:val="List Table 6 Colorful - Accent 4"/>
-    <w:basedOn w:val="1045"/>
+    <w:basedOn w:val="1042"/>
     <w:uiPriority w:val="99"/>
     <w:pPr>
       <w:pBdr/>
@@ -27475,9 +27531,9 @@
       </w:tcPr>
     </w:tblStylePr>
   </w:style>
-  <w:style w:type="table" w:styleId="959">
+  <w:style w:type="table" w:styleId="956">
     <w:name w:val="List Table 6 Colorful - Accent 5"/>
-    <w:basedOn w:val="1045"/>
+    <w:basedOn w:val="1042"/>
     <w:uiPriority w:val="99"/>
     <w:pPr>
       <w:pBdr/>
@@ -27698,9 +27754,9 @@
       </w:tcPr>
     </w:tblStylePr>
   </w:style>
-  <w:style w:type="table" w:styleId="960">
+  <w:style w:type="table" w:styleId="957">
     <w:name w:val="List Table 6 Colorful - Accent 6"/>
-    <w:basedOn w:val="1045"/>
+    <w:basedOn w:val="1042"/>
     <w:uiPriority w:val="99"/>
     <w:pPr>
       <w:pBdr/>
@@ -27921,9 +27977,9 @@
       </w:tcPr>
     </w:tblStylePr>
   </w:style>
-  <w:style w:type="table" w:styleId="961">
+  <w:style w:type="table" w:styleId="958">
     <w:name w:val="List Table 7 Colorful"/>
-    <w:basedOn w:val="1045"/>
+    <w:basedOn w:val="1042"/>
     <w:uiPriority w:val="99"/>
     <w:pPr>
       <w:pBdr/>
@@ -28177,9 +28233,9 @@
       </w:tcPr>
     </w:tblStylePr>
   </w:style>
-  <w:style w:type="table" w:styleId="962">
+  <w:style w:type="table" w:styleId="959">
     <w:name w:val="List Table 7 Colorful - Accent 1"/>
-    <w:basedOn w:val="1045"/>
+    <w:basedOn w:val="1042"/>
     <w:uiPriority w:val="99"/>
     <w:pPr>
       <w:pBdr/>
@@ -28433,9 +28489,9 @@
       </w:tcPr>
     </w:tblStylePr>
   </w:style>
-  <w:style w:type="table" w:styleId="963">
+  <w:style w:type="table" w:styleId="960">
     <w:name w:val="List Table 7 Colorful - Accent 2"/>
-    <w:basedOn w:val="1045"/>
+    <w:basedOn w:val="1042"/>
     <w:uiPriority w:val="99"/>
     <w:pPr>
       <w:pBdr/>
@@ -28689,9 +28745,9 @@
       </w:tcPr>
     </w:tblStylePr>
   </w:style>
-  <w:style w:type="table" w:styleId="964">
+  <w:style w:type="table" w:styleId="961">
     <w:name w:val="List Table 7 Colorful - Accent 3"/>
-    <w:basedOn w:val="1045"/>
+    <w:basedOn w:val="1042"/>
     <w:uiPriority w:val="99"/>
     <w:pPr>
       <w:pBdr/>
@@ -28945,9 +29001,9 @@
       </w:tcPr>
     </w:tblStylePr>
   </w:style>
-  <w:style w:type="table" w:styleId="965">
+  <w:style w:type="table" w:styleId="962">
     <w:name w:val="List Table 7 Colorful - Accent 4"/>
-    <w:basedOn w:val="1045"/>
+    <w:basedOn w:val="1042"/>
     <w:uiPriority w:val="99"/>
     <w:pPr>
       <w:pBdr/>
@@ -29201,9 +29257,9 @@
       </w:tcPr>
     </w:tblStylePr>
   </w:style>
-  <w:style w:type="table" w:styleId="966">
+  <w:style w:type="table" w:styleId="963">
     <w:name w:val="List Table 7 Colorful - Accent 5"/>
-    <w:basedOn w:val="1045"/>
+    <w:basedOn w:val="1042"/>
     <w:uiPriority w:val="99"/>
     <w:pPr>
       <w:pBdr/>
@@ -29457,9 +29513,9 @@
       </w:tcPr>
     </w:tblStylePr>
   </w:style>
-  <w:style w:type="table" w:styleId="967">
+  <w:style w:type="table" w:styleId="964">
     <w:name w:val="List Table 7 Colorful - Accent 6"/>
-    <w:basedOn w:val="1045"/>
+    <w:basedOn w:val="1042"/>
     <w:uiPriority w:val="99"/>
     <w:pPr>
       <w:pBdr/>
@@ -29713,9 +29769,9 @@
       </w:tcPr>
     </w:tblStylePr>
   </w:style>
-  <w:style w:type="table" w:styleId="968">
+  <w:style w:type="table" w:styleId="965">
     <w:name w:val="Lined - Accent"/>
-    <w:basedOn w:val="1045"/>
+    <w:basedOn w:val="1042"/>
     <w:uiPriority w:val="99"/>
     <w:pPr>
       <w:pBdr/>
@@ -29950,9 +30006,9 @@
       </w:tcPr>
     </w:tblStylePr>
   </w:style>
-  <w:style w:type="table" w:styleId="969">
+  <w:style w:type="table" w:styleId="966">
     <w:name w:val="Lined - Accent 1"/>
-    <w:basedOn w:val="1045"/>
+    <w:basedOn w:val="1042"/>
     <w:uiPriority w:val="99"/>
     <w:pPr>
       <w:pBdr/>
@@ -30187,9 +30243,9 @@
       </w:tcPr>
     </w:tblStylePr>
   </w:style>
-  <w:style w:type="table" w:styleId="970">
+  <w:style w:type="table" w:styleId="967">
     <w:name w:val="Lined - Accent 2"/>
-    <w:basedOn w:val="1045"/>
+    <w:basedOn w:val="1042"/>
     <w:uiPriority w:val="99"/>
     <w:pPr>
       <w:pBdr/>
@@ -30424,9 +30480,9 @@
       </w:tcPr>
     </w:tblStylePr>
   </w:style>
-  <w:style w:type="table" w:styleId="971">
+  <w:style w:type="table" w:styleId="968">
     <w:name w:val="Lined - Accent 3"/>
-    <w:basedOn w:val="1045"/>
+    <w:basedOn w:val="1042"/>
     <w:uiPriority w:val="99"/>
     <w:pPr>
       <w:pBdr/>
@@ -30661,9 +30717,9 @@
       </w:tcPr>
     </w:tblStylePr>
   </w:style>
-  <w:style w:type="table" w:styleId="972">
+  <w:style w:type="table" w:styleId="969">
     <w:name w:val="Lined - Accent 4"/>
-    <w:basedOn w:val="1045"/>
+    <w:basedOn w:val="1042"/>
     <w:uiPriority w:val="99"/>
     <w:pPr>
       <w:pBdr/>
@@ -30898,9 +30954,9 @@
       </w:tcPr>
     </w:tblStylePr>
   </w:style>
-  <w:style w:type="table" w:styleId="973">
+  <w:style w:type="table" w:styleId="970">
     <w:name w:val="Lined - Accent 5"/>
-    <w:basedOn w:val="1045"/>
+    <w:basedOn w:val="1042"/>
     <w:uiPriority w:val="99"/>
     <w:pPr>
       <w:pBdr/>
@@ -31135,9 +31191,9 @@
       </w:tcPr>
     </w:tblStylePr>
   </w:style>
-  <w:style w:type="table" w:styleId="974">
+  <w:style w:type="table" w:styleId="971">
     <w:name w:val="Lined - Accent 6"/>
-    <w:basedOn w:val="1045"/>
+    <w:basedOn w:val="1042"/>
     <w:uiPriority w:val="99"/>
     <w:pPr>
       <w:pBdr/>
@@ -31372,9 +31428,9 @@
       </w:tcPr>
     </w:tblStylePr>
   </w:style>
-  <w:style w:type="table" w:styleId="975">
+  <w:style w:type="table" w:styleId="972">
     <w:name w:val="Bordered &amp; Lined - Accent"/>
-    <w:basedOn w:val="1045"/>
+    <w:basedOn w:val="1042"/>
     <w:uiPriority w:val="99"/>
     <w:pPr>
       <w:pBdr/>
@@ -31616,9 +31672,9 @@
       </w:tcPr>
     </w:tblStylePr>
   </w:style>
-  <w:style w:type="table" w:styleId="976">
+  <w:style w:type="table" w:styleId="973">
     <w:name w:val="Bordered &amp; Lined - Accent 1"/>
-    <w:basedOn w:val="1045"/>
+    <w:basedOn w:val="1042"/>
     <w:uiPriority w:val="99"/>
     <w:pPr>
       <w:pBdr/>
@@ -31860,9 +31916,9 @@
       </w:tcPr>
     </w:tblStylePr>
   </w:style>
-  <w:style w:type="table" w:styleId="977">
+  <w:style w:type="table" w:styleId="974">
     <w:name w:val="Bordered &amp; Lined - Accent 2"/>
-    <w:basedOn w:val="1045"/>
+    <w:basedOn w:val="1042"/>
     <w:uiPriority w:val="99"/>
     <w:pPr>
       <w:pBdr/>
@@ -32104,9 +32160,9 @@
       </w:tcPr>
     </w:tblStylePr>
   </w:style>
-  <w:style w:type="table" w:styleId="978">
+  <w:style w:type="table" w:styleId="975">
     <w:name w:val="Bordered &amp; Lined - Accent 3"/>
-    <w:basedOn w:val="1045"/>
+    <w:basedOn w:val="1042"/>
     <w:uiPriority w:val="99"/>
     <w:pPr>
       <w:pBdr/>
@@ -32348,9 +32404,9 @@
       </w:tcPr>
     </w:tblStylePr>
   </w:style>
-  <w:style w:type="table" w:styleId="979">
+  <w:style w:type="table" w:styleId="976">
     <w:name w:val="Bordered &amp; Lined - Accent 4"/>
-    <w:basedOn w:val="1045"/>
+    <w:basedOn w:val="1042"/>
     <w:uiPriority w:val="99"/>
     <w:pPr>
       <w:pBdr/>
@@ -32592,9 +32648,9 @@
       </w:tcPr>
     </w:tblStylePr>
   </w:style>
-  <w:style w:type="table" w:styleId="980">
+  <w:style w:type="table" w:styleId="977">
     <w:name w:val="Bordered &amp; Lined - Accent 5"/>
-    <w:basedOn w:val="1045"/>
+    <w:basedOn w:val="1042"/>
     <w:uiPriority w:val="99"/>
     <w:pPr>
       <w:pBdr/>
@@ -32836,9 +32892,9 @@
       </w:tcPr>
     </w:tblStylePr>
   </w:style>
-  <w:style w:type="table" w:styleId="981">
+  <w:style w:type="table" w:styleId="978">
     <w:name w:val="Bordered &amp; Lined - Accent 6"/>
-    <w:basedOn w:val="1045"/>
+    <w:basedOn w:val="1042"/>
     <w:uiPriority w:val="99"/>
     <w:pPr>
       <w:pBdr/>
@@ -33080,9 +33136,9 @@
       </w:tcPr>
     </w:tblStylePr>
   </w:style>
-  <w:style w:type="table" w:styleId="982">
+  <w:style w:type="table" w:styleId="979">
     <w:name w:val="Bordered"/>
-    <w:basedOn w:val="1045"/>
+    <w:basedOn w:val="1042"/>
     <w:uiPriority w:val="99"/>
     <w:pPr>
       <w:pBdr/>
@@ -33311,9 +33367,9 @@
       </w:tcPr>
     </w:tblStylePr>
   </w:style>
-  <w:style w:type="table" w:styleId="983">
+  <w:style w:type="table" w:styleId="980">
     <w:name w:val="Bordered - Accent 1"/>
-    <w:basedOn w:val="1045"/>
+    <w:basedOn w:val="1042"/>
     <w:uiPriority w:val="99"/>
     <w:pPr>
       <w:pBdr/>
@@ -33542,9 +33598,9 @@
       </w:tcPr>
     </w:tblStylePr>
   </w:style>
-  <w:style w:type="table" w:styleId="984">
+  <w:style w:type="table" w:styleId="981">
     <w:name w:val="Bordered - Accent 2"/>
-    <w:basedOn w:val="1045"/>
+    <w:basedOn w:val="1042"/>
     <w:uiPriority w:val="99"/>
     <w:pPr>
       <w:pBdr/>
@@ -33773,9 +33829,9 @@
       </w:tcPr>
     </w:tblStylePr>
   </w:style>
-  <w:style w:type="table" w:styleId="985">
+  <w:style w:type="table" w:styleId="982">
     <w:name w:val="Bordered - Accent 3"/>
-    <w:basedOn w:val="1045"/>
+    <w:basedOn w:val="1042"/>
     <w:uiPriority w:val="99"/>
     <w:pPr>
       <w:pBdr/>
@@ -34004,9 +34060,9 @@
       </w:tcPr>
     </w:tblStylePr>
   </w:style>
-  <w:style w:type="table" w:styleId="986">
+  <w:style w:type="table" w:styleId="983">
     <w:name w:val="Bordered - Accent 4"/>
-    <w:basedOn w:val="1045"/>
+    <w:basedOn w:val="1042"/>
     <w:uiPriority w:val="99"/>
     <w:pPr>
       <w:pBdr/>
@@ -34235,9 +34291,9 @@
       </w:tcPr>
     </w:tblStylePr>
   </w:style>
-  <w:style w:type="table" w:styleId="987">
+  <w:style w:type="table" w:styleId="984">
     <w:name w:val="Bordered - Accent 5"/>
-    <w:basedOn w:val="1045"/>
+    <w:basedOn w:val="1042"/>
     <w:uiPriority w:val="99"/>
     <w:pPr>
       <w:pBdr/>
@@ -34466,9 +34522,9 @@
       </w:tcPr>
     </w:tblStylePr>
   </w:style>
-  <w:style w:type="table" w:styleId="988">
+  <w:style w:type="table" w:styleId="985">
     <w:name w:val="Bordered - Accent 6"/>
-    <w:basedOn w:val="1045"/>
+    <w:basedOn w:val="1042"/>
     <w:uiPriority w:val="99"/>
     <w:pPr>
       <w:pBdr/>
@@ -34697,11 +34753,11 @@
       </w:tcPr>
     </w:tblStylePr>
   </w:style>
-  <w:style w:type="paragraph" w:styleId="989">
+  <w:style w:type="paragraph" w:styleId="986">
     <w:name w:val="Heading 1"/>
-    <w:basedOn w:val="1041"/>
-    <w:next w:val="1041"/>
-    <w:link w:val="996"/>
+    <w:basedOn w:val="1038"/>
+    <w:next w:val="1038"/>
+    <w:link w:val="993"/>
     <w:uiPriority w:val="9"/>
     <w:qFormat/>
     <w:pPr>
@@ -34719,11 +34775,11 @@
       <w:szCs w:val="40"/>
     </w:rPr>
   </w:style>
-  <w:style w:type="paragraph" w:styleId="990">
+  <w:style w:type="paragraph" w:styleId="987">
     <w:name w:val="Heading 4"/>
-    <w:basedOn w:val="1041"/>
-    <w:next w:val="1041"/>
-    <w:link w:val="999"/>
+    <w:basedOn w:val="1038"/>
+    <w:next w:val="1038"/>
+    <w:link w:val="996"/>
     <w:uiPriority w:val="9"/>
     <w:unhideWhenUsed/>
     <w:qFormat/>
@@ -34742,11 +34798,11 @@
       <w:color w:val="0f4761" w:themeColor="accent1" w:themeShade="BF"/>
     </w:rPr>
   </w:style>
-  <w:style w:type="paragraph" w:styleId="991">
+  <w:style w:type="paragraph" w:styleId="988">
     <w:name w:val="Heading 5"/>
-    <w:basedOn w:val="1041"/>
-    <w:next w:val="1041"/>
-    <w:link w:val="1000"/>
+    <w:basedOn w:val="1038"/>
+    <w:next w:val="1038"/>
+    <w:link w:val="997"/>
     <w:uiPriority w:val="9"/>
     <w:unhideWhenUsed/>
     <w:qFormat/>
@@ -34763,11 +34819,11 @@
       <w:color w:val="0f4761" w:themeColor="accent1" w:themeShade="BF"/>
     </w:rPr>
   </w:style>
-  <w:style w:type="paragraph" w:styleId="992">
+  <w:style w:type="paragraph" w:styleId="989">
     <w:name w:val="Heading 6"/>
-    <w:basedOn w:val="1041"/>
-    <w:next w:val="1041"/>
-    <w:link w:val="1001"/>
+    <w:basedOn w:val="1038"/>
+    <w:next w:val="1038"/>
+    <w:link w:val="998"/>
     <w:uiPriority w:val="9"/>
     <w:unhideWhenUsed/>
     <w:qFormat/>
@@ -34786,11 +34842,11 @@
       <w:color w:val="595959" w:themeColor="text1" w:themeTint="A6"/>
     </w:rPr>
   </w:style>
-  <w:style w:type="paragraph" w:styleId="993">
+  <w:style w:type="paragraph" w:styleId="990">
     <w:name w:val="Heading 7"/>
-    <w:basedOn w:val="1041"/>
-    <w:next w:val="1041"/>
-    <w:link w:val="1002"/>
+    <w:basedOn w:val="1038"/>
+    <w:next w:val="1038"/>
+    <w:link w:val="999"/>
     <w:uiPriority w:val="9"/>
     <w:unhideWhenUsed/>
     <w:qFormat/>
@@ -34807,11 +34863,11 @@
       <w:color w:val="595959" w:themeColor="text1" w:themeTint="A6"/>
     </w:rPr>
   </w:style>
-  <w:style w:type="paragraph" w:styleId="994">
+  <w:style w:type="paragraph" w:styleId="991">
     <w:name w:val="Heading 8"/>
-    <w:basedOn w:val="1041"/>
-    <w:next w:val="1041"/>
-    <w:link w:val="1003"/>
+    <w:basedOn w:val="1038"/>
+    <w:next w:val="1038"/>
+    <w:link w:val="1000"/>
     <w:uiPriority w:val="9"/>
     <w:unhideWhenUsed/>
     <w:qFormat/>
@@ -34830,11 +34886,11 @@
       <w:color w:val="272727" w:themeColor="text1" w:themeTint="D8"/>
     </w:rPr>
   </w:style>
-  <w:style w:type="paragraph" w:styleId="995">
+  <w:style w:type="paragraph" w:styleId="992">
     <w:name w:val="Heading 9"/>
-    <w:basedOn w:val="1041"/>
-    <w:next w:val="1041"/>
-    <w:link w:val="1004"/>
+    <w:basedOn w:val="1038"/>
+    <w:next w:val="1038"/>
+    <w:link w:val="1001"/>
     <w:uiPriority w:val="9"/>
     <w:unhideWhenUsed/>
     <w:qFormat/>
@@ -34853,10 +34909,10 @@
       <w:color w:val="272727" w:themeColor="text1" w:themeTint="D8"/>
     </w:rPr>
   </w:style>
-  <w:style w:type="character" w:styleId="996">
+  <w:style w:type="character" w:styleId="993">
     <w:name w:val="Heading 1 Char"/>
-    <w:basedOn w:val="1044"/>
-    <w:link w:val="989"/>
+    <w:basedOn w:val="1041"/>
+    <w:link w:val="986"/>
     <w:uiPriority w:val="9"/>
     <w:pPr>
       <w:pBdr/>
@@ -34870,10 +34926,10 @@
       <w:szCs w:val="40"/>
     </w:rPr>
   </w:style>
-  <w:style w:type="character" w:styleId="997">
+  <w:style w:type="character" w:styleId="994">
     <w:name w:val="Heading 2 Char"/>
-    <w:basedOn w:val="1044"/>
-    <w:link w:val="1042"/>
+    <w:basedOn w:val="1041"/>
+    <w:link w:val="1039"/>
     <w:uiPriority w:val="9"/>
     <w:pPr>
       <w:pBdr/>
@@ -34887,10 +34943,10 @@
       <w:szCs w:val="32"/>
     </w:rPr>
   </w:style>
-  <w:style w:type="character" w:styleId="998">
+  <w:style w:type="character" w:styleId="995">
     <w:name w:val="Heading 3 Char"/>
-    <w:basedOn w:val="1044"/>
-    <w:link w:val="1043"/>
+    <w:basedOn w:val="1041"/>
+    <w:link w:val="1040"/>
     <w:uiPriority w:val="9"/>
     <w:pPr>
       <w:pBdr/>
@@ -34904,10 +34960,10 @@
       <w:szCs w:val="28"/>
     </w:rPr>
   </w:style>
-  <w:style w:type="character" w:styleId="999">
+  <w:style w:type="character" w:styleId="996">
     <w:name w:val="Heading 4 Char"/>
-    <w:basedOn w:val="1044"/>
-    <w:link w:val="990"/>
+    <w:basedOn w:val="1041"/>
+    <w:link w:val="987"/>
     <w:uiPriority w:val="9"/>
     <w:pPr>
       <w:pBdr/>
@@ -34921,10 +34977,10 @@
       <w:color w:val="0f4761" w:themeColor="accent1" w:themeShade="BF"/>
     </w:rPr>
   </w:style>
-  <w:style w:type="character" w:styleId="1000">
+  <w:style w:type="character" w:styleId="997">
     <w:name w:val="Heading 5 Char"/>
-    <w:basedOn w:val="1044"/>
-    <w:link w:val="991"/>
+    <w:basedOn w:val="1041"/>
+    <w:link w:val="988"/>
     <w:uiPriority w:val="9"/>
     <w:pPr>
       <w:pBdr/>
@@ -34936,10 +34992,10 @@
       <w:color w:val="0f4761" w:themeColor="accent1" w:themeShade="BF"/>
     </w:rPr>
   </w:style>
-  <w:style w:type="character" w:styleId="1001">
+  <w:style w:type="character" w:styleId="998">
     <w:name w:val="Heading 6 Char"/>
-    <w:basedOn w:val="1044"/>
-    <w:link w:val="992"/>
+    <w:basedOn w:val="1041"/>
+    <w:link w:val="989"/>
     <w:uiPriority w:val="9"/>
     <w:pPr>
       <w:pBdr/>
@@ -34953,10 +35009,10 @@
       <w:color w:val="595959" w:themeColor="text1" w:themeTint="A6"/>
     </w:rPr>
   </w:style>
-  <w:style w:type="character" w:styleId="1002">
+  <w:style w:type="character" w:styleId="999">
     <w:name w:val="Heading 7 Char"/>
-    <w:basedOn w:val="1044"/>
-    <w:link w:val="993"/>
+    <w:basedOn w:val="1041"/>
+    <w:link w:val="990"/>
     <w:uiPriority w:val="9"/>
     <w:pPr>
       <w:pBdr/>
@@ -34968,10 +35024,10 @@
       <w:color w:val="595959" w:themeColor="text1" w:themeTint="A6"/>
     </w:rPr>
   </w:style>
-  <w:style w:type="character" w:styleId="1003">
+  <w:style w:type="character" w:styleId="1000">
     <w:name w:val="Heading 8 Char"/>
-    <w:basedOn w:val="1044"/>
-    <w:link w:val="994"/>
+    <w:basedOn w:val="1041"/>
+    <w:link w:val="991"/>
     <w:uiPriority w:val="9"/>
     <w:pPr>
       <w:pBdr/>
@@ -34985,10 +35041,10 @@
       <w:color w:val="272727" w:themeColor="text1" w:themeTint="D8"/>
     </w:rPr>
   </w:style>
-  <w:style w:type="character" w:styleId="1004">
+  <w:style w:type="character" w:styleId="1001">
     <w:name w:val="Heading 9 Char"/>
-    <w:basedOn w:val="1044"/>
-    <w:link w:val="995"/>
+    <w:basedOn w:val="1041"/>
+    <w:link w:val="992"/>
     <w:uiPriority w:val="9"/>
     <w:pPr>
       <w:pBdr/>
@@ -35002,11 +35058,11 @@
       <w:color w:val="272727" w:themeColor="text1" w:themeTint="D8"/>
     </w:rPr>
   </w:style>
-  <w:style w:type="paragraph" w:styleId="1005">
+  <w:style w:type="paragraph" w:styleId="1002">
     <w:name w:val="Title"/>
-    <w:basedOn w:val="1041"/>
-    <w:next w:val="1041"/>
-    <w:link w:val="1006"/>
+    <w:basedOn w:val="1038"/>
+    <w:next w:val="1038"/>
+    <w:link w:val="1003"/>
     <w:uiPriority w:val="10"/>
     <w:qFormat/>
     <w:pPr>
@@ -35022,10 +35078,10 @@
       <w:szCs w:val="56"/>
     </w:rPr>
   </w:style>
-  <w:style w:type="character" w:styleId="1006">
+  <w:style w:type="character" w:styleId="1003">
     <w:name w:val="Title Char"/>
-    <w:basedOn w:val="1044"/>
-    <w:link w:val="1005"/>
+    <w:basedOn w:val="1041"/>
+    <w:link w:val="1002"/>
     <w:uiPriority w:val="10"/>
     <w:pPr>
       <w:pBdr/>
@@ -35039,11 +35095,11 @@
       <w:szCs w:val="56"/>
     </w:rPr>
   </w:style>
-  <w:style w:type="paragraph" w:styleId="1007">
+  <w:style w:type="paragraph" w:styleId="1004">
     <w:name w:val="Subtitle"/>
-    <w:basedOn w:val="1041"/>
-    <w:next w:val="1041"/>
-    <w:link w:val="1008"/>
+    <w:basedOn w:val="1038"/>
+    <w:next w:val="1038"/>
+    <w:link w:val="1005"/>
     <w:uiPriority w:val="11"/>
     <w:qFormat/>
     <w:pPr>
@@ -35061,10 +35117,10 @@
       <w:szCs w:val="28"/>
     </w:rPr>
   </w:style>
-  <w:style w:type="character" w:styleId="1008">
+  <w:style w:type="character" w:styleId="1005">
     <w:name w:val="Subtitle Char"/>
-    <w:basedOn w:val="1044"/>
-    <w:link w:val="1007"/>
+    <w:basedOn w:val="1041"/>
+    <w:link w:val="1004"/>
     <w:uiPriority w:val="11"/>
     <w:pPr>
       <w:pBdr/>
@@ -35078,11 +35134,11 @@
       <w:szCs w:val="28"/>
     </w:rPr>
   </w:style>
-  <w:style w:type="paragraph" w:styleId="1009">
+  <w:style w:type="paragraph" w:styleId="1006">
     <w:name w:val="Quote"/>
-    <w:basedOn w:val="1041"/>
-    <w:next w:val="1041"/>
-    <w:link w:val="1010"/>
+    <w:basedOn w:val="1038"/>
+    <w:next w:val="1038"/>
+    <w:link w:val="1007"/>
     <w:uiPriority w:val="29"/>
     <w:qFormat/>
     <w:pPr>
@@ -35097,10 +35153,10 @@
       <w:color w:val="404040" w:themeColor="text1" w:themeTint="BF"/>
     </w:rPr>
   </w:style>
-  <w:style w:type="character" w:styleId="1010">
+  <w:style w:type="character" w:styleId="1007">
     <w:name w:val="Quote Char"/>
-    <w:basedOn w:val="1044"/>
-    <w:link w:val="1009"/>
+    <w:basedOn w:val="1041"/>
+    <w:link w:val="1006"/>
     <w:uiPriority w:val="29"/>
     <w:pPr>
       <w:pBdr/>
@@ -35113,9 +35169,9 @@
       <w:color w:val="404040" w:themeColor="text1" w:themeTint="BF"/>
     </w:rPr>
   </w:style>
-  <w:style w:type="character" w:styleId="1011">
+  <w:style w:type="character" w:styleId="1008">
     <w:name w:val="Intense Emphasis"/>
-    <w:basedOn w:val="1044"/>
+    <w:basedOn w:val="1041"/>
     <w:uiPriority w:val="21"/>
     <w:qFormat/>
     <w:pPr>
@@ -35129,11 +35185,11 @@
       <w:color w:val="0f4761" w:themeColor="accent1" w:themeShade="BF"/>
     </w:rPr>
   </w:style>
-  <w:style w:type="paragraph" w:styleId="1012">
+  <w:style w:type="paragraph" w:styleId="1009">
     <w:name w:val="Intense Quote"/>
-    <w:basedOn w:val="1041"/>
-    <w:next w:val="1041"/>
-    <w:link w:val="1013"/>
+    <w:basedOn w:val="1038"/>
+    <w:next w:val="1038"/>
+    <w:link w:val="1010"/>
     <w:uiPriority w:val="30"/>
     <w:qFormat/>
     <w:pPr>
@@ -35151,10 +35207,10 @@
       <w:color w:val="0f4761" w:themeColor="accent1" w:themeShade="BF"/>
     </w:rPr>
   </w:style>
-  <w:style w:type="character" w:styleId="1013">
+  <w:style w:type="character" w:styleId="1010">
     <w:name w:val="Intense Quote Char"/>
-    <w:basedOn w:val="1044"/>
-    <w:link w:val="1012"/>
+    <w:basedOn w:val="1041"/>
+    <w:link w:val="1009"/>
     <w:uiPriority w:val="30"/>
     <w:pPr>
       <w:pBdr/>
@@ -35167,9 +35223,9 @@
       <w:color w:val="0f4761" w:themeColor="accent1" w:themeShade="BF"/>
     </w:rPr>
   </w:style>
-  <w:style w:type="character" w:styleId="1014">
+  <w:style w:type="character" w:styleId="1011">
     <w:name w:val="Intense Reference"/>
-    <w:basedOn w:val="1044"/>
+    <w:basedOn w:val="1041"/>
     <w:uiPriority w:val="32"/>
     <w:qFormat/>
     <w:pPr>
@@ -35185,9 +35241,9 @@
       <w:spacing w:val="5"/>
     </w:rPr>
   </w:style>
-  <w:style w:type="paragraph" w:styleId="1015">
+  <w:style w:type="paragraph" w:styleId="1012">
     <w:name w:val="No Spacing"/>
-    <w:basedOn w:val="1041"/>
+    <w:basedOn w:val="1038"/>
     <w:uiPriority w:val="1"/>
     <w:qFormat/>
     <w:pPr>
@@ -35196,9 +35252,9 @@
       <w:ind/>
     </w:pPr>
   </w:style>
-  <w:style w:type="character" w:styleId="1016">
+  <w:style w:type="character" w:styleId="1013">
     <w:name w:val="Subtle Emphasis"/>
-    <w:basedOn w:val="1044"/>
+    <w:basedOn w:val="1041"/>
     <w:uiPriority w:val="19"/>
     <w:qFormat/>
     <w:pPr>
@@ -35212,9 +35268,9 @@
       <w:color w:val="404040" w:themeColor="text1" w:themeTint="BF"/>
     </w:rPr>
   </w:style>
-  <w:style w:type="character" w:styleId="1017">
+  <w:style w:type="character" w:styleId="1014">
     <w:name w:val="Emphasis"/>
-    <w:basedOn w:val="1044"/>
+    <w:basedOn w:val="1041"/>
     <w:uiPriority w:val="20"/>
     <w:qFormat/>
     <w:pPr>
@@ -35227,9 +35283,9 @@
       <w:iCs/>
     </w:rPr>
   </w:style>
-  <w:style w:type="character" w:styleId="1018">
+  <w:style w:type="character" w:styleId="1015">
     <w:name w:val="Strong"/>
-    <w:basedOn w:val="1044"/>
+    <w:basedOn w:val="1041"/>
     <w:uiPriority w:val="22"/>
     <w:qFormat/>
     <w:pPr>
@@ -35242,9 +35298,9 @@
       <w:bCs/>
     </w:rPr>
   </w:style>
-  <w:style w:type="character" w:styleId="1019">
+  <w:style w:type="character" w:styleId="1016">
     <w:name w:val="Subtle Reference"/>
-    <w:basedOn w:val="1044"/>
+    <w:basedOn w:val="1041"/>
     <w:uiPriority w:val="31"/>
     <w:qFormat/>
     <w:pPr>
@@ -35257,9 +35313,9 @@
       <w:color w:val="5a5a5a" w:themeColor="text1" w:themeTint="A5"/>
     </w:rPr>
   </w:style>
-  <w:style w:type="character" w:styleId="1020">
+  <w:style w:type="character" w:styleId="1017">
     <w:name w:val="Book Title"/>
-    <w:basedOn w:val="1044"/>
+    <w:basedOn w:val="1041"/>
     <w:uiPriority w:val="33"/>
     <w:qFormat/>
     <w:pPr>
@@ -35275,10 +35331,10 @@
       <w:spacing w:val="5"/>
     </w:rPr>
   </w:style>
-  <w:style w:type="character" w:styleId="1021">
+  <w:style w:type="character" w:styleId="1018">
     <w:name w:val="Header Char"/>
-    <w:basedOn w:val="1044"/>
-    <w:link w:val="1050"/>
+    <w:basedOn w:val="1041"/>
+    <w:link w:val="1047"/>
     <w:uiPriority w:val="99"/>
     <w:pPr>
       <w:pBdr/>
@@ -35286,10 +35342,10 @@
       <w:ind/>
     </w:pPr>
   </w:style>
-  <w:style w:type="character" w:styleId="1022">
+  <w:style w:type="character" w:styleId="1019">
     <w:name w:val="Footer Char"/>
-    <w:basedOn w:val="1044"/>
-    <w:link w:val="1052"/>
+    <w:basedOn w:val="1041"/>
+    <w:link w:val="1049"/>
     <w:uiPriority w:val="99"/>
     <w:pPr>
       <w:pBdr/>
@@ -35297,10 +35353,10 @@
       <w:ind/>
     </w:pPr>
   </w:style>
-  <w:style w:type="paragraph" w:styleId="1023">
+  <w:style w:type="paragraph" w:styleId="1020">
     <w:name w:val="Caption"/>
-    <w:basedOn w:val="1041"/>
-    <w:next w:val="1041"/>
+    <w:basedOn w:val="1038"/>
+    <w:next w:val="1038"/>
     <w:uiPriority w:val="35"/>
     <w:unhideWhenUsed/>
     <w:qFormat/>
@@ -35317,9 +35373,57 @@
       <w:szCs w:val="18"/>
     </w:rPr>
   </w:style>
+  <w:style w:type="paragraph" w:styleId="1021">
+    <w:name w:val="footnote text"/>
+    <w:basedOn w:val="1038"/>
+    <w:link w:val="1022"/>
+    <w:uiPriority w:val="99"/>
+    <w:semiHidden/>
+    <w:unhideWhenUsed/>
+    <w:pPr>
+      <w:pBdr/>
+      <w:spacing w:after="0" w:line="240" w:lineRule="auto"/>
+      <w:ind/>
+    </w:pPr>
+    <w:rPr>
+      <w:sz w:val="20"/>
+      <w:szCs w:val="20"/>
+    </w:rPr>
+  </w:style>
+  <w:style w:type="character" w:styleId="1022">
+    <w:name w:val="Footnote Text Char"/>
+    <w:basedOn w:val="1041"/>
+    <w:link w:val="1021"/>
+    <w:uiPriority w:val="99"/>
+    <w:semiHidden/>
+    <w:pPr>
+      <w:pBdr/>
+      <w:spacing/>
+      <w:ind/>
+    </w:pPr>
+    <w:rPr>
+      <w:sz w:val="20"/>
+      <w:szCs w:val="20"/>
+    </w:rPr>
+  </w:style>
+  <w:style w:type="character" w:styleId="1023">
+    <w:name w:val="footnote reference"/>
+    <w:basedOn w:val="1041"/>
+    <w:uiPriority w:val="99"/>
+    <w:semiHidden/>
+    <w:unhideWhenUsed/>
+    <w:pPr>
+      <w:pBdr/>
+      <w:spacing/>
+      <w:ind/>
+    </w:pPr>
+    <w:rPr>
+      <w:vertAlign w:val="superscript"/>
+    </w:rPr>
+  </w:style>
   <w:style w:type="paragraph" w:styleId="1024">
-    <w:name w:val="footnote text"/>
-    <w:basedOn w:val="1041"/>
+    <w:name w:val="endnote text"/>
+    <w:basedOn w:val="1038"/>
     <w:link w:val="1025"/>
     <w:uiPriority w:val="99"/>
     <w:semiHidden/>
@@ -35335,8 +35439,8 @@
     </w:rPr>
   </w:style>
   <w:style w:type="character" w:styleId="1025">
-    <w:name w:val="Footnote Text Char"/>
-    <w:basedOn w:val="1044"/>
+    <w:name w:val="Endnote Text Char"/>
+    <w:basedOn w:val="1041"/>
     <w:link w:val="1024"/>
     <w:uiPriority w:val="99"/>
     <w:semiHidden/>
@@ -35351,8 +35455,8 @@
     </w:rPr>
   </w:style>
   <w:style w:type="character" w:styleId="1026">
-    <w:name w:val="footnote reference"/>
-    <w:basedOn w:val="1044"/>
+    <w:name w:val="endnote reference"/>
+    <w:basedOn w:val="1041"/>
     <w:uiPriority w:val="99"/>
     <w:semiHidden/>
     <w:unhideWhenUsed/>
@@ -35366,57 +35470,9 @@
     </w:rPr>
   </w:style>
   <w:style w:type="paragraph" w:styleId="1027">
-    <w:name w:val="endnote text"/>
-    <w:basedOn w:val="1041"/>
-    <w:link w:val="1028"/>
-    <w:uiPriority w:val="99"/>
-    <w:semiHidden/>
-    <w:unhideWhenUsed/>
-    <w:pPr>
-      <w:pBdr/>
-      <w:spacing w:after="0" w:line="240" w:lineRule="auto"/>
-      <w:ind/>
-    </w:pPr>
-    <w:rPr>
-      <w:sz w:val="20"/>
-      <w:szCs w:val="20"/>
-    </w:rPr>
-  </w:style>
-  <w:style w:type="character" w:styleId="1028">
-    <w:name w:val="Endnote Text Char"/>
-    <w:basedOn w:val="1044"/>
-    <w:link w:val="1027"/>
-    <w:uiPriority w:val="99"/>
-    <w:semiHidden/>
-    <w:pPr>
-      <w:pBdr/>
-      <w:spacing/>
-      <w:ind/>
-    </w:pPr>
-    <w:rPr>
-      <w:sz w:val="20"/>
-      <w:szCs w:val="20"/>
-    </w:rPr>
-  </w:style>
-  <w:style w:type="character" w:styleId="1029">
-    <w:name w:val="endnote reference"/>
-    <w:basedOn w:val="1044"/>
-    <w:uiPriority w:val="99"/>
-    <w:semiHidden/>
-    <w:unhideWhenUsed/>
-    <w:pPr>
-      <w:pBdr/>
-      <w:spacing/>
-      <w:ind/>
-    </w:pPr>
-    <w:rPr>
-      <w:vertAlign w:val="superscript"/>
-    </w:rPr>
-  </w:style>
-  <w:style w:type="paragraph" w:styleId="1030">
     <w:name w:val="toc 1"/>
-    <w:basedOn w:val="1041"/>
-    <w:next w:val="1041"/>
+    <w:basedOn w:val="1038"/>
+    <w:next w:val="1038"/>
     <w:uiPriority w:val="39"/>
     <w:unhideWhenUsed/>
     <w:pPr>
@@ -35425,10 +35481,10 @@
       <w:ind/>
     </w:pPr>
   </w:style>
-  <w:style w:type="paragraph" w:styleId="1031">
+  <w:style w:type="paragraph" w:styleId="1028">
     <w:name w:val="toc 2"/>
-    <w:basedOn w:val="1041"/>
-    <w:next w:val="1041"/>
+    <w:basedOn w:val="1038"/>
+    <w:next w:val="1038"/>
     <w:uiPriority w:val="39"/>
     <w:unhideWhenUsed/>
     <w:pPr>
@@ -35437,10 +35493,10 @@
       <w:ind w:left="220"/>
     </w:pPr>
   </w:style>
-  <w:style w:type="paragraph" w:styleId="1032">
+  <w:style w:type="paragraph" w:styleId="1029">
     <w:name w:val="toc 3"/>
-    <w:basedOn w:val="1041"/>
-    <w:next w:val="1041"/>
+    <w:basedOn w:val="1038"/>
+    <w:next w:val="1038"/>
     <w:uiPriority w:val="39"/>
     <w:unhideWhenUsed/>
     <w:pPr>
@@ -35449,10 +35505,10 @@
       <w:ind w:left="440"/>
     </w:pPr>
   </w:style>
-  <w:style w:type="paragraph" w:styleId="1033">
+  <w:style w:type="paragraph" w:styleId="1030">
     <w:name w:val="toc 4"/>
-    <w:basedOn w:val="1041"/>
-    <w:next w:val="1041"/>
+    <w:basedOn w:val="1038"/>
+    <w:next w:val="1038"/>
     <w:uiPriority w:val="39"/>
     <w:unhideWhenUsed/>
     <w:pPr>
@@ -35461,10 +35517,10 @@
       <w:ind w:left="660"/>
     </w:pPr>
   </w:style>
-  <w:style w:type="paragraph" w:styleId="1034">
+  <w:style w:type="paragraph" w:styleId="1031">
     <w:name w:val="toc 5"/>
-    <w:basedOn w:val="1041"/>
-    <w:next w:val="1041"/>
+    <w:basedOn w:val="1038"/>
+    <w:next w:val="1038"/>
     <w:uiPriority w:val="39"/>
     <w:unhideWhenUsed/>
     <w:pPr>
@@ -35473,10 +35529,10 @@
       <w:ind w:left="880"/>
     </w:pPr>
   </w:style>
-  <w:style w:type="paragraph" w:styleId="1035">
+  <w:style w:type="paragraph" w:styleId="1032">
     <w:name w:val="toc 6"/>
-    <w:basedOn w:val="1041"/>
-    <w:next w:val="1041"/>
+    <w:basedOn w:val="1038"/>
+    <w:next w:val="1038"/>
     <w:uiPriority w:val="39"/>
     <w:unhideWhenUsed/>
     <w:pPr>
@@ -35485,10 +35541,10 @@
       <w:ind w:left="1100"/>
     </w:pPr>
   </w:style>
-  <w:style w:type="paragraph" w:styleId="1036">
+  <w:style w:type="paragraph" w:styleId="1033">
     <w:name w:val="toc 7"/>
-    <w:basedOn w:val="1041"/>
-    <w:next w:val="1041"/>
+    <w:basedOn w:val="1038"/>
+    <w:next w:val="1038"/>
     <w:uiPriority w:val="39"/>
     <w:unhideWhenUsed/>
     <w:pPr>
@@ -35497,10 +35553,10 @@
       <w:ind w:left="1320"/>
     </w:pPr>
   </w:style>
-  <w:style w:type="paragraph" w:styleId="1037">
+  <w:style w:type="paragraph" w:styleId="1034">
     <w:name w:val="toc 8"/>
-    <w:basedOn w:val="1041"/>
-    <w:next w:val="1041"/>
+    <w:basedOn w:val="1038"/>
+    <w:next w:val="1038"/>
     <w:uiPriority w:val="39"/>
     <w:unhideWhenUsed/>
     <w:pPr>
@@ -35509,10 +35565,10 @@
       <w:ind w:left="1540"/>
     </w:pPr>
   </w:style>
-  <w:style w:type="paragraph" w:styleId="1038">
+  <w:style w:type="paragraph" w:styleId="1035">
     <w:name w:val="toc 9"/>
-    <w:basedOn w:val="1041"/>
-    <w:next w:val="1041"/>
+    <w:basedOn w:val="1038"/>
+    <w:next w:val="1038"/>
     <w:uiPriority w:val="39"/>
     <w:unhideWhenUsed/>
     <w:pPr>
@@ -35521,7 +35577,7 @@
       <w:ind w:left="1760"/>
     </w:pPr>
   </w:style>
-  <w:style w:type="paragraph" w:styleId="1039">
+  <w:style w:type="paragraph" w:styleId="1036">
     <w:name w:val="TOC Heading"/>
     <w:uiPriority w:val="39"/>
     <w:unhideWhenUsed/>
@@ -35531,10 +35587,10 @@
       <w:ind/>
     </w:pPr>
   </w:style>
-  <w:style w:type="paragraph" w:styleId="1040">
+  <w:style w:type="paragraph" w:styleId="1037">
     <w:name w:val="table of figures"/>
-    <w:basedOn w:val="1041"/>
-    <w:next w:val="1041"/>
+    <w:basedOn w:val="1038"/>
+    <w:next w:val="1038"/>
     <w:uiPriority w:val="99"/>
     <w:unhideWhenUsed/>
     <w:pPr>
@@ -35543,7 +35599,7 @@
       <w:ind/>
     </w:pPr>
   </w:style>
-  <w:style w:type="paragraph" w:styleId="1041" w:default="1">
+  <w:style w:type="paragraph" w:styleId="1038" w:default="1">
     <w:name w:val="Normal"/>
     <w:qFormat/>
     <w:pPr>
@@ -35555,11 +35611,11 @@
       <w:lang w:val="es-US"/>
     </w:rPr>
   </w:style>
-  <w:style w:type="paragraph" w:styleId="1042">
+  <w:style w:type="paragraph" w:styleId="1039">
     <w:name w:val="Heading 2"/>
-    <w:basedOn w:val="1041"/>
-    <w:next w:val="1041"/>
-    <w:link w:val="1054"/>
+    <w:basedOn w:val="1038"/>
+    <w:next w:val="1038"/>
+    <w:link w:val="1051"/>
     <w:uiPriority w:val="9"/>
     <w:unhideWhenUsed/>
     <w:qFormat/>
@@ -35578,11 +35634,11 @@
       <w:szCs w:val="26"/>
     </w:rPr>
   </w:style>
-  <w:style w:type="paragraph" w:styleId="1043">
+  <w:style w:type="paragraph" w:styleId="1040">
     <w:name w:val="Heading 3"/>
-    <w:basedOn w:val="1041"/>
-    <w:next w:val="1041"/>
-    <w:link w:val="1056"/>
+    <w:basedOn w:val="1038"/>
+    <w:next w:val="1038"/>
+    <w:link w:val="1053"/>
     <w:uiPriority w:val="9"/>
     <w:semiHidden/>
     <w:unhideWhenUsed/>
@@ -35602,7 +35658,7 @@
       <w:szCs w:val="24"/>
     </w:rPr>
   </w:style>
-  <w:style w:type="character" w:styleId="1044" w:default="1">
+  <w:style w:type="character" w:styleId="1041" w:default="1">
     <w:name w:val="Default Paragraph Font"/>
     <w:uiPriority w:val="1"/>
     <w:semiHidden/>
@@ -35613,7 +35669,7 @@
       <w:ind/>
     </w:pPr>
   </w:style>
-  <w:style w:type="table" w:styleId="1045" w:default="1">
+  <w:style w:type="table" w:styleId="1042" w:default="1">
     <w:name w:val="Normal Table"/>
     <w:uiPriority w:val="99"/>
     <w:semiHidden/>
@@ -35806,7 +35862,7 @@
       </w:tcPr>
     </w:tblStylePr>
   </w:style>
-  <w:style w:type="numbering" w:styleId="1046" w:default="1">
+  <w:style w:type="numbering" w:styleId="1043" w:default="1">
     <w:name w:val="No List"/>
     <w:uiPriority w:val="99"/>
     <w:semiHidden/>
@@ -35817,9 +35873,9 @@
       <w:ind/>
     </w:pPr>
   </w:style>
-  <w:style w:type="character" w:styleId="1047">
+  <w:style w:type="character" w:styleId="1044">
     <w:name w:val="Hyperlink"/>
-    <w:basedOn w:val="1044"/>
+    <w:basedOn w:val="1041"/>
     <w:uiPriority w:val="99"/>
     <w:unhideWhenUsed/>
     <w:pPr>
@@ -35832,9 +35888,9 @@
       <w:u w:val="single"/>
     </w:rPr>
   </w:style>
-  <w:style w:type="character" w:styleId="1048">
+  <w:style w:type="character" w:styleId="1045">
     <w:name w:val="Unresolved Mention"/>
-    <w:basedOn w:val="1044"/>
+    <w:basedOn w:val="1041"/>
     <w:uiPriority w:val="99"/>
     <w:semiHidden/>
     <w:unhideWhenUsed/>
@@ -35848,9 +35904,9 @@
       <w:shd w:val="clear" w:color="auto" w:fill="e1dfdd"/>
     </w:rPr>
   </w:style>
-  <w:style w:type="paragraph" w:styleId="1049">
+  <w:style w:type="paragraph" w:styleId="1046">
     <w:name w:val="List Paragraph"/>
-    <w:basedOn w:val="1041"/>
+    <w:basedOn w:val="1038"/>
     <w:uiPriority w:val="34"/>
     <w:qFormat/>
     <w:pPr>
@@ -35860,10 +35916,10 @@
       <w:contextualSpacing w:val="true"/>
     </w:pPr>
   </w:style>
-  <w:style w:type="paragraph" w:styleId="1050">
+  <w:style w:type="paragraph" w:styleId="1047">
     <w:name w:val="Header"/>
-    <w:basedOn w:val="1041"/>
-    <w:link w:val="1051"/>
+    <w:basedOn w:val="1038"/>
+    <w:link w:val="1048"/>
     <w:uiPriority w:val="99"/>
     <w:unhideWhenUsed/>
     <w:pPr>
@@ -35876,10 +35932,10 @@
       <w:ind/>
     </w:pPr>
   </w:style>
-  <w:style w:type="character" w:styleId="1051" w:customStyle="1">
+  <w:style w:type="character" w:styleId="1048" w:customStyle="1">
     <w:name w:val="Encabezado Car"/>
-    <w:basedOn w:val="1044"/>
-    <w:link w:val="1050"/>
+    <w:basedOn w:val="1041"/>
+    <w:link w:val="1047"/>
     <w:uiPriority w:val="99"/>
     <w:pPr>
       <w:pBdr/>
@@ -35887,10 +35943,10 @@
       <w:ind/>
     </w:pPr>
   </w:style>
-  <w:style w:type="paragraph" w:styleId="1052">
+  <w:style w:type="paragraph" w:styleId="1049">
     <w:name w:val="Footer"/>
-    <w:basedOn w:val="1041"/>
-    <w:link w:val="1053"/>
+    <w:basedOn w:val="1038"/>
+    <w:link w:val="1050"/>
     <w:uiPriority w:val="99"/>
     <w:unhideWhenUsed/>
     <w:pPr>
@@ -35903,10 +35959,10 @@
       <w:ind/>
     </w:pPr>
   </w:style>
-  <w:style w:type="character" w:styleId="1053" w:customStyle="1">
+  <w:style w:type="character" w:styleId="1050" w:customStyle="1">
     <w:name w:val="Pie de página Car"/>
-    <w:basedOn w:val="1044"/>
-    <w:link w:val="1052"/>
+    <w:basedOn w:val="1041"/>
+    <w:link w:val="1049"/>
     <w:uiPriority w:val="99"/>
     <w:pPr>
       <w:pBdr/>
@@ -35914,10 +35970,10 @@
       <w:ind/>
     </w:pPr>
   </w:style>
-  <w:style w:type="character" w:styleId="1054" w:customStyle="1">
+  <w:style w:type="character" w:styleId="1051" w:customStyle="1">
     <w:name w:val="Título 2 Car"/>
-    <w:basedOn w:val="1044"/>
-    <w:link w:val="1042"/>
+    <w:basedOn w:val="1041"/>
+    <w:link w:val="1039"/>
     <w:uiPriority w:val="9"/>
     <w:pPr>
       <w:pBdr/>
@@ -35931,9 +35987,9 @@
       <w:szCs w:val="26"/>
     </w:rPr>
   </w:style>
-  <w:style w:type="character" w:styleId="1055">
+  <w:style w:type="character" w:styleId="1052">
     <w:name w:val="FollowedHyperlink"/>
-    <w:basedOn w:val="1044"/>
+    <w:basedOn w:val="1041"/>
     <w:uiPriority w:val="99"/>
     <w:semiHidden/>
     <w:unhideWhenUsed/>
@@ -35947,10 +36003,10 @@
       <w:u w:val="single"/>
     </w:rPr>
   </w:style>
-  <w:style w:type="character" w:styleId="1056" w:customStyle="1">
+  <w:style w:type="character" w:styleId="1053" w:customStyle="1">
     <w:name w:val="Título 3 Car"/>
-    <w:basedOn w:val="1044"/>
-    <w:link w:val="1043"/>
+    <w:basedOn w:val="1041"/>
+    <w:link w:val="1040"/>
     <w:uiPriority w:val="9"/>
     <w:semiHidden/>
     <w:pPr>
